--- a/nop/04-do-an-mon-hoc.docx
+++ b/nop/04-do-an-mon-hoc.docx
@@ -16257,10 +16257,6 @@
               <w:jc w:val="right"/>
             </w:pPr>
             <w:r>
-              <w:rPr>
-                <w:b/>
-                <w:bCs/>
-              </w:rPr>
               <w:t xml:space="preserve">405,77 ms</w:t>
             </w:r>
           </w:p>
@@ -16314,10 +16310,6 @@
               <w:jc w:val="right"/>
             </w:pPr>
             <w:r>
-              <w:rPr>
-                <w:b/>
-                <w:bCs/>
-              </w:rPr>
               <w:t xml:space="preserve">1.143,10 ms</w:t>
             </w:r>
           </w:p>
@@ -16895,7 +16887,7 @@
               <w:jc w:val="right"/>
             </w:pPr>
             <w:r>
-              <w:t xml:space="preserve">2,83</w:t>
+              <w:t xml:space="preserve">1,78</w:t>
             </w:r>
           </w:p>
         </w:tc>
@@ -16907,7 +16899,7 @@
               <w:jc w:val="right"/>
             </w:pPr>
             <w:r>
-              <w:t xml:space="preserve">1,7%</w:t>
+              <w:t xml:space="preserve">1,2%</w:t>
             </w:r>
           </w:p>
         </w:tc>
@@ -16940,7 +16932,7 @@
                 <w:b/>
                 <w:bCs/>
               </w:rPr>
-              <w:t xml:space="preserve">57,27</w:t>
+              <w:t xml:space="preserve">55,66</w:t>
             </w:r>
           </w:p>
         </w:tc>
@@ -16956,7 +16948,7 @@
                 <w:b/>
                 <w:bCs/>
               </w:rPr>
-              <w:t xml:space="preserve">34,0%</w:t>
+              <w:t xml:space="preserve">38,0%</w:t>
             </w:r>
           </w:p>
         </w:tc>
@@ -17026,7 +17018,7 @@
                 <w:b/>
                 <w:bCs/>
               </w:rPr>
-              <w:t xml:space="preserve">108,28</w:t>
+              <w:t xml:space="preserve">89,16</w:t>
             </w:r>
           </w:p>
         </w:tc>
@@ -17042,7 +17034,7 @@
                 <w:b/>
                 <w:bCs/>
               </w:rPr>
-              <w:t xml:space="preserve">64,3%</w:t>
+              <w:t xml:space="preserve">60,8%</w:t>
             </w:r>
           </w:p>
         </w:tc>
@@ -17112,7 +17104,7 @@
                 <w:b/>
                 <w:bCs/>
               </w:rPr>
-              <w:t xml:space="preserve">168,41</w:t>
+              <w:t xml:space="preserve">146,63</w:t>
             </w:r>
           </w:p>
         </w:tc>
@@ -17222,20 +17214,66 @@
         <w:pStyle w:val="FirstParagraph"/>
       </w:pPr>
       <w:r>
-        <w:t xml:space="preserve">Độ trễ một ảnh:</w:t>
-      </w:r>
-      <w:r>
-        <w:t xml:space="preserve"> </w:t>
-      </w:r>
-      <w:r>
-        <w:rPr>
-          <w:b/>
-          <w:bCs/>
-        </w:rPr>
-        <w:t xml:space="preserve">p50 = 405,77 ms · p95 = 1.143,10 ms · p99 = 1.420,07 ms</w:t>
-      </w:r>
-      <w:r>
-        <w:t xml:space="preserve">. Chỉ tiêu p95 phát biểu ở mức ≤ 1.500 ms (tối thiểu) và ≤ 800 ms (mục tiêu), nên kết luận chính thức là</w:t>
+        <w:t xml:space="preserve">Độ trễ một ảnh ở cấu hình giao hàng:</w:t>
+      </w:r>
+      <w:r>
+        <w:t xml:space="preserve"> </w:t>
+      </w:r>
+      <w:r>
+        <w:rPr>
+          <w:b/>
+          <w:bCs/>
+        </w:rPr>
+        <w:t xml:space="preserve">p50 = 150,07 ms · p95 = 509,76 ms · p99 = 1.124,13 ms</w:t>
+      </w:r>
+      <w:r>
+        <w:t xml:space="preserve"> </w:t>
+      </w:r>
+      <w:r>
+        <w:t xml:space="preserve">— đo sau đợt tối ưu tầng suy luận (bật</w:t>
+      </w:r>
+      <w:r>
+        <w:t xml:space="preserve"> </w:t>
+      </w:r>
+      <w:r>
+        <w:rPr>
+          <w:rStyle w:val="VerbatimChar"/>
+        </w:rPr>
+        <w:t xml:space="preserve">torch.inference_mode()</w:t>
+      </w:r>
+      <w:r>
+        <w:t xml:space="preserve">, ghim số luồng cho torch và OpenCV, truyền</w:t>
+      </w:r>
+      <w:r>
+        <w:t xml:space="preserve"> </w:t>
+      </w:r>
+      <w:r>
+        <w:rPr>
+          <w:rStyle w:val="VerbatimChar"/>
+        </w:rPr>
+        <w:t xml:space="preserve">cpu_threads</w:t>
+      </w:r>
+      <w:r>
+        <w:t xml:space="preserve"> </w:t>
+      </w:r>
+      <w:r>
+        <w:t xml:space="preserve">xuống bộ nhận dạng). Bảng 4.9 ở trên đo</w:t>
+      </w:r>
+      <w:r>
+        <w:t xml:space="preserve"> </w:t>
+      </w:r>
+      <w:r>
+        <w:rPr>
+          <w:b/>
+          <w:bCs/>
+        </w:rPr>
+        <w:t xml:space="preserve">trước</w:t>
+      </w:r>
+      <w:r>
+        <w:t xml:space="preserve"> </w:t>
+      </w:r>
+      <w:r>
+        <w:t xml:space="preserve">đợt ấy, nên hai bộ số không được ghép chung: bảng ấy trả lời riêng câu hỏi bậc thang thử lại đắt bao nhiêu. Chỉ tiêu p95 phát biểu ở mức ≤ 1.500 ms (tối thiểu) và ≤ 800 ms (mục tiêu), nên kết luận chính thức là</w:t>
       </w:r>
       <w:r>
         <w:t xml:space="preserve"> </w:t>
@@ -17285,13 +17323,26 @@
           <w:b/>
           <w:bCs/>
         </w:rPr>
-        <w:t xml:space="preserve">100% thành công trên 2.028 yêu cầu</w:t>
-      </w:r>
-      <w:r>
-        <w:t xml:space="preserve"> </w:t>
-      </w:r>
-      <w:r>
-        <w:t xml:space="preserve">và bộ nhớ chỉ tăng 0,094 GB —</w:t>
+        <w:t xml:space="preserve">100% thành công trên 5.337 yêu cầu</w:t>
+      </w:r>
+      <w:r>
+        <w:t xml:space="preserve">,</w:t>
+      </w:r>
+      <w:r>
+        <w:t xml:space="preserve"> </w:t>
+      </w:r>
+      <w:r>
+        <w:rPr>
+          <w:b/>
+          <w:bCs/>
+        </w:rPr>
+        <w:t xml:space="preserve">0 lỗi</w:t>
+      </w:r>
+      <w:r>
+        <w:t xml:space="preserve"> </w:t>
+      </w:r>
+      <w:r>
+        <w:t xml:space="preserve">—</w:t>
       </w:r>
       <w:r>
         <w:t xml:space="preserve"> </w:t>
@@ -19593,7 +19644,7 @@
                 <w:b/>
                 <w:bCs/>
               </w:rPr>
-              <w:t xml:space="preserve">1.143,10 ms</w:t>
+              <w:t xml:space="preserve">509,76 ms</w:t>
             </w:r>
           </w:p>
         </w:tc>
@@ -19605,7 +19656,7 @@
               <w:jc w:val="center"/>
             </w:pPr>
             <w:r>
-              <w:t xml:space="preserve">🟡</w:t>
+              <w:t xml:space="preserve">✅</w:t>
             </w:r>
           </w:p>
         </w:tc>
@@ -20214,7 +20265,16 @@
               <w:pStyle w:val="Compact"/>
             </w:pPr>
             <w:r>
-              <w:t xml:space="preserve">Độ trễ p95</w:t>
+              <w:rPr>
+                <w:strike/>
+              </w:rPr>
+              <w:t xml:space="preserve">Độ trễ p95 chỉ đạt ngưỡng tối thiểu</w:t>
+            </w:r>
+            <w:r>
+              <w:t xml:space="preserve"> </w:t>
+            </w:r>
+            <w:r>
+              <w:t xml:space="preserve">—</w:t>
             </w:r>
             <w:r>
               <w:t xml:space="preserve"> </w:t>
@@ -20224,7 +20284,7 @@
                 <w:b/>
                 <w:bCs/>
               </w:rPr>
-              <w:t xml:space="preserve">chỉ đạt ngưỡng tối thiểu</w:t>
+              <w:t xml:space="preserve">đã khép</w:t>
             </w:r>
           </w:p>
         </w:tc>
@@ -20236,18 +20296,31 @@
               <w:jc w:val="center"/>
             </w:pPr>
             <w:r>
-              <w:t xml:space="preserve">Trung bình</w:t>
-            </w:r>
-          </w:p>
-        </w:tc>
-        <w:tc>
-          <w:tcPr/>
-          <w:p>
-            <w:pPr>
-              <w:pStyle w:val="Compact"/>
-            </w:pPr>
-            <w:r>
-              <w:t xml:space="preserve">1.143,10 ms — thoái lui có chủ ý, đổi lấy 34 biển đọc thêm</w:t>
+              <w:t xml:space="preserve">Thấp</w:t>
+            </w:r>
+          </w:p>
+        </w:tc>
+        <w:tc>
+          <w:tcPr/>
+          <w:p>
+            <w:pPr>
+              <w:pStyle w:val="Compact"/>
+            </w:pPr>
+            <w:r>
+              <w:t xml:space="preserve">p95 nay</w:t>
+            </w:r>
+            <w:r>
+              <w:t xml:space="preserve"> </w:t>
+            </w:r>
+            <w:r>
+              <w:rPr>
+                <w:b/>
+                <w:bCs/>
+              </w:rPr>
+              <w:t xml:space="preserve">509,76 ms</w:t>
+            </w:r>
+            <w:r>
+              <w:t xml:space="preserve">, vượt mục tiêu 800 ms; bậc thang thử lại vẫn giữ cùng 34 biển đọc thêm</w:t>
             </w:r>
           </w:p>
         </w:tc>

--- a/nop/04-do-an-mon-hoc.docx
+++ b/nop/04-do-an-mon-hoc.docx
@@ -2422,23 +2422,39 @@
         <w:pStyle w:val="BodyText"/>
       </w:pPr>
       <w:r>
-        <w:t xml:space="preserve">Hệ quả cài đặt: bộ nhận dạng phải được huấn luyện trên</w:t>
-      </w:r>
-      <w:r>
-        <w:t xml:space="preserve"> </w:t>
-      </w:r>
-      <w:r>
-        <w:rPr>
-          <w:b/>
-          <w:bCs/>
-        </w:rPr>
-        <w:t xml:space="preserve">đủ 36 ký tự</w:t>
-      </w:r>
-      <w:r>
-        <w:t xml:space="preserve"> </w:t>
-      </w:r>
-      <w:r>
-        <w:t xml:space="preserve">rồi mới ràng buộc ở tầng hậu xử lý. Một mô hình huấn luyện trên charset 20 chữ cái sẽ</w:t>
+        <w:t xml:space="preserve">Hệ quả cài đặt:</w:t>
+      </w:r>
+      <w:r>
+        <w:t xml:space="preserve"> </w:t>
+      </w:r>
+      <w:r>
+        <w:rPr>
+          <w:b/>
+          <w:bCs/>
+        </w:rPr>
+        <w:t xml:space="preserve">nếu huấn luyện lại bộ nhận dạng thì phải dùng đủ 36 ký tự</w:t>
+      </w:r>
+      <w:r>
+        <w:t xml:space="preserve"> </w:t>
+      </w:r>
+      <w:r>
+        <w:t xml:space="preserve">rồi mới ràng buộc ở tầng hậu xử lý.</w:t>
+      </w:r>
+      <w:r>
+        <w:t xml:space="preserve"> </w:t>
+      </w:r>
+      <w:r>
+        <w:rPr>
+          <w:i/>
+          <w:iCs/>
+        </w:rPr>
+        <w:t xml:space="preserve">(Bản giao hàng dùng model gốc PP-OCRv5, charset còn rộng hơn 36; ràng buộc hợp lệ vẫn đặt ở tầng hậu xử lý.)</w:t>
+      </w:r>
+      <w:r>
+        <w:t xml:space="preserve"> </w:t>
+      </w:r>
+      <w:r>
+        <w:t xml:space="preserve">Một mô hình huấn luyện trên charset 20 chữ cái sẽ</w:t>
       </w:r>
       <w:r>
         <w:t xml:space="preserve"> </w:t>
@@ -23948,28 +23964,17 @@
     <w:qFormat/>
     <w:tblPr>
       <w:tblInd w:type="dxa" w:w="0"/>
-      <w:tblBorders>
-        <w:top w:color="000000" w:space="0" w:sz="8" w:val="single"/>
-        <w:left w:color="000000" w:space="0" w:sz="8" w:val="single"/>
-        <w:bottom w:color="000000" w:space="0" w:sz="8" w:val="single"/>
-        <w:right w:color="000000" w:space="0" w:sz="8" w:val="single"/>
-        <w:insideH w:color="000000" w:space="0" w:sz="4" w:val="single"/>
-        <w:insideV w:color="000000" w:space="0" w:sz="4" w:val="single"/>
-      </w:tblBorders>
       <w:tblCellMar>
-        <w:top w:type="dxa" w:w="20"/>
+        <w:top w:type="dxa" w:w="0"/>
         <w:left w:type="dxa" w:w="108"/>
-        <w:bottom w:type="dxa" w:w="20"/>
+        <w:bottom w:type="dxa" w:w="0"/>
         <w:right w:type="dxa" w:w="108"/>
       </w:tblCellMar>
     </w:tblPr>
-    <w:trPr>
-      <w:cantSplit/>
-    </w:trPr>
     <w:tblStylePr w:type="firstRow">
       <w:tcPr>
         <w:tcBorders>
-          <w:bottom w:color="000000" w:space="0" w:sz="12" w:val="single"/>
+          <w:bottom w:val="single"/>
         </w:tcBorders>
         <w:vAlign w:val="bottom"/>
       </w:tcPr>

--- a/nop/04-do-an-mon-hoc.docx
+++ b/nop/04-do-an-mon-hoc.docx
@@ -148,7 +148,7 @@
         <w:pStyle w:val="Heading1"/>
       </w:pPr>
       <w:bookmarkStart w:id="0" w:name="đồ-án-môn-học"/>
-      <w:bookmarkStart w:id="1" w:name="_Toc239073683"/>
+      <w:bookmarkStart w:id="1" w:name="_Toc239074882"/>
       <w:r>
         <w:t>Đ</w:t>
       </w:r>
@@ -220,7 +220,7 @@
         <w:pStyle w:val="Heading1"/>
       </w:pPr>
       <w:bookmarkStart w:id="4" w:name="Xbe958ce37c6a089ac9bdc99dada4ec5e2c0f7da"/>
-      <w:bookmarkStart w:id="5" w:name="_Toc239073684"/>
+      <w:bookmarkStart w:id="5" w:name="_Toc239074883"/>
       <w:bookmarkEnd w:id="0"/>
       <w:bookmarkEnd w:id="3"/>
       <w:r>
@@ -659,7 +659,7 @@
     </w:p>
     <w:p>
       <w:r>
-        <w:pict w14:anchorId="543E78EC">
+        <w:pict w14:anchorId="15615290">
           <v:rect id="_x0000_i1025" style="width:0;height:1.5pt" o:hralign="center" o:hrstd="t" o:hr="t"/>
         </w:pict>
       </w:r>
@@ -669,7 +669,7 @@
         <w:pStyle w:val="Heading2"/>
       </w:pPr>
       <w:bookmarkStart w:id="6" w:name="mục-lục"/>
-      <w:bookmarkStart w:id="7" w:name="_Toc239073685"/>
+      <w:bookmarkStart w:id="7" w:name="_Toc239074884"/>
       <w:r>
         <w:t>M</w:t>
       </w:r>
@@ -709,7 +709,7 @@
       <w:r>
         <w:fldChar w:fldCharType="separate"/>
       </w:r>
-      <w:hyperlink w:anchor="_Toc239073683" w:history="1">
+      <w:hyperlink w:anchor="_Toc239074882" w:history="1">
         <w:r>
           <w:rPr>
             <w:rStyle w:val="Hyperlink"/>
@@ -736,7 +736,7 @@
             <w:noProof/>
             <w:webHidden/>
           </w:rPr>
-          <w:instrText xml:space="preserve"> PAGEREF _Toc239073683 \h </w:instrText>
+          <w:instrText xml:space="preserve"> PAGEREF _Toc239074882 \h </w:instrText>
         </w:r>
         <w:r>
           <w:rPr>
@@ -780,7 +780,7 @@
           <w14:ligatures w14:val="standardContextual"/>
         </w:rPr>
       </w:pPr>
-      <w:hyperlink w:anchor="_Toc239073684" w:history="1">
+      <w:hyperlink w:anchor="_Toc239074883" w:history="1">
         <w:r>
           <w:rPr>
             <w:rStyle w:val="Hyperlink"/>
@@ -807,7 +807,7 @@
             <w:noProof/>
             <w:webHidden/>
           </w:rPr>
-          <w:instrText xml:space="preserve"> PAGEREF _Toc239073684 \h </w:instrText>
+          <w:instrText xml:space="preserve"> PAGEREF _Toc239074883 \h </w:instrText>
         </w:r>
         <w:r>
           <w:rPr>
@@ -851,7 +851,7 @@
           <w14:ligatures w14:val="standardContextual"/>
         </w:rPr>
       </w:pPr>
-      <w:hyperlink w:anchor="_Toc239073685" w:history="1">
+      <w:hyperlink w:anchor="_Toc239074884" w:history="1">
         <w:r>
           <w:rPr>
             <w:rStyle w:val="Hyperlink"/>
@@ -878,7 +878,7 @@
             <w:noProof/>
             <w:webHidden/>
           </w:rPr>
-          <w:instrText xml:space="preserve"> PAGEREF _Toc239073685 \h </w:instrText>
+          <w:instrText xml:space="preserve"> PAGEREF _Toc239074884 \h </w:instrText>
         </w:r>
         <w:r>
           <w:rPr>
@@ -922,7 +922,7 @@
           <w14:ligatures w14:val="standardContextual"/>
         </w:rPr>
       </w:pPr>
-      <w:hyperlink w:anchor="_Toc239073686" w:history="1">
+      <w:hyperlink w:anchor="_Toc239074885" w:history="1">
         <w:r>
           <w:rPr>
             <w:rStyle w:val="Hyperlink"/>
@@ -949,7 +949,7 @@
             <w:noProof/>
             <w:webHidden/>
           </w:rPr>
-          <w:instrText xml:space="preserve"> PAGEREF _Toc239073686 \h </w:instrText>
+          <w:instrText xml:space="preserve"> PAGEREF _Toc239074885 \h </w:instrText>
         </w:r>
         <w:r>
           <w:rPr>
@@ -993,7 +993,7 @@
           <w14:ligatures w14:val="standardContextual"/>
         </w:rPr>
       </w:pPr>
-      <w:hyperlink w:anchor="_Toc239073687" w:history="1">
+      <w:hyperlink w:anchor="_Toc239074886" w:history="1">
         <w:r>
           <w:rPr>
             <w:rStyle w:val="Hyperlink"/>
@@ -1020,7 +1020,7 @@
             <w:noProof/>
             <w:webHidden/>
           </w:rPr>
-          <w:instrText xml:space="preserve"> PAGEREF _Toc239073687 \h </w:instrText>
+          <w:instrText xml:space="preserve"> PAGEREF _Toc239074886 \h </w:instrText>
         </w:r>
         <w:r>
           <w:rPr>
@@ -1064,7 +1064,7 @@
           <w14:ligatures w14:val="standardContextual"/>
         </w:rPr>
       </w:pPr>
-      <w:hyperlink w:anchor="_Toc239073688" w:history="1">
+      <w:hyperlink w:anchor="_Toc239074887" w:history="1">
         <w:r>
           <w:rPr>
             <w:rStyle w:val="Hyperlink"/>
@@ -1091,7 +1091,7 @@
             <w:noProof/>
             <w:webHidden/>
           </w:rPr>
-          <w:instrText xml:space="preserve"> PAGEREF _Toc239073688 \h </w:instrText>
+          <w:instrText xml:space="preserve"> PAGEREF _Toc239074887 \h </w:instrText>
         </w:r>
         <w:r>
           <w:rPr>
@@ -1135,7 +1135,7 @@
           <w14:ligatures w14:val="standardContextual"/>
         </w:rPr>
       </w:pPr>
-      <w:hyperlink w:anchor="_Toc239073689" w:history="1">
+      <w:hyperlink w:anchor="_Toc239074888" w:history="1">
         <w:r>
           <w:rPr>
             <w:rStyle w:val="Hyperlink"/>
@@ -1162,7 +1162,7 @@
             <w:noProof/>
             <w:webHidden/>
           </w:rPr>
-          <w:instrText xml:space="preserve"> PAGEREF _Toc239073689 \h </w:instrText>
+          <w:instrText xml:space="preserve"> PAGEREF _Toc239074888 \h </w:instrText>
         </w:r>
         <w:r>
           <w:rPr>
@@ -1206,7 +1206,7 @@
           <w14:ligatures w14:val="standardContextual"/>
         </w:rPr>
       </w:pPr>
-      <w:hyperlink w:anchor="_Toc239073690" w:history="1">
+      <w:hyperlink w:anchor="_Toc239074889" w:history="1">
         <w:r>
           <w:rPr>
             <w:rStyle w:val="Hyperlink"/>
@@ -1233,7 +1233,7 @@
             <w:noProof/>
             <w:webHidden/>
           </w:rPr>
-          <w:instrText xml:space="preserve"> PAGEREF _Toc239073690 \h </w:instrText>
+          <w:instrText xml:space="preserve"> PAGEREF _Toc239074889 \h </w:instrText>
         </w:r>
         <w:r>
           <w:rPr>
@@ -1277,7 +1277,7 @@
           <w14:ligatures w14:val="standardContextual"/>
         </w:rPr>
       </w:pPr>
-      <w:hyperlink w:anchor="_Toc239073691" w:history="1">
+      <w:hyperlink w:anchor="_Toc239074890" w:history="1">
         <w:r>
           <w:rPr>
             <w:rStyle w:val="Hyperlink"/>
@@ -1304,7 +1304,7 @@
             <w:noProof/>
             <w:webHidden/>
           </w:rPr>
-          <w:instrText xml:space="preserve"> PAGEREF _Toc239073691 \h </w:instrText>
+          <w:instrText xml:space="preserve"> PAGEREF _Toc239074890 \h </w:instrText>
         </w:r>
         <w:r>
           <w:rPr>
@@ -1348,7 +1348,7 @@
           <w14:ligatures w14:val="standardContextual"/>
         </w:rPr>
       </w:pPr>
-      <w:hyperlink w:anchor="_Toc239073692" w:history="1">
+      <w:hyperlink w:anchor="_Toc239074891" w:history="1">
         <w:r>
           <w:rPr>
             <w:rStyle w:val="Hyperlink"/>
@@ -1375,7 +1375,7 @@
             <w:noProof/>
             <w:webHidden/>
           </w:rPr>
-          <w:instrText xml:space="preserve"> PAGEREF _Toc239073692 \h </w:instrText>
+          <w:instrText xml:space="preserve"> PAGEREF _Toc239074891 \h </w:instrText>
         </w:r>
         <w:r>
           <w:rPr>
@@ -1419,7 +1419,7 @@
           <w14:ligatures w14:val="standardContextual"/>
         </w:rPr>
       </w:pPr>
-      <w:hyperlink w:anchor="_Toc239073693" w:history="1">
+      <w:hyperlink w:anchor="_Toc239074892" w:history="1">
         <w:r>
           <w:rPr>
             <w:rStyle w:val="Hyperlink"/>
@@ -1446,7 +1446,7 @@
             <w:noProof/>
             <w:webHidden/>
           </w:rPr>
-          <w:instrText xml:space="preserve"> PAGEREF _Toc239073693 \h </w:instrText>
+          <w:instrText xml:space="preserve"> PAGEREF _Toc239074892 \h </w:instrText>
         </w:r>
         <w:r>
           <w:rPr>
@@ -1490,7 +1490,7 @@
           <w14:ligatures w14:val="standardContextual"/>
         </w:rPr>
       </w:pPr>
-      <w:hyperlink w:anchor="_Toc239073694" w:history="1">
+      <w:hyperlink w:anchor="_Toc239074893" w:history="1">
         <w:r>
           <w:rPr>
             <w:rStyle w:val="Hyperlink"/>
@@ -1517,7 +1517,7 @@
             <w:noProof/>
             <w:webHidden/>
           </w:rPr>
-          <w:instrText xml:space="preserve"> PAGEREF _Toc239073694 \h </w:instrText>
+          <w:instrText xml:space="preserve"> PAGEREF _Toc239074893 \h </w:instrText>
         </w:r>
         <w:r>
           <w:rPr>
@@ -1561,7 +1561,7 @@
           <w14:ligatures w14:val="standardContextual"/>
         </w:rPr>
       </w:pPr>
-      <w:hyperlink w:anchor="_Toc239073695" w:history="1">
+      <w:hyperlink w:anchor="_Toc239074894" w:history="1">
         <w:r>
           <w:rPr>
             <w:rStyle w:val="Hyperlink"/>
@@ -1588,7 +1588,7 @@
             <w:noProof/>
             <w:webHidden/>
           </w:rPr>
-          <w:instrText xml:space="preserve"> PAGEREF _Toc239073695 \h </w:instrText>
+          <w:instrText xml:space="preserve"> PAGEREF _Toc239074894 \h </w:instrText>
         </w:r>
         <w:r>
           <w:rPr>
@@ -1632,7 +1632,7 @@
           <w14:ligatures w14:val="standardContextual"/>
         </w:rPr>
       </w:pPr>
-      <w:hyperlink w:anchor="_Toc239073696" w:history="1">
+      <w:hyperlink w:anchor="_Toc239074895" w:history="1">
         <w:r>
           <w:rPr>
             <w:rStyle w:val="Hyperlink"/>
@@ -1659,7 +1659,7 @@
             <w:noProof/>
             <w:webHidden/>
           </w:rPr>
-          <w:instrText xml:space="preserve"> PAGEREF _Toc239073696 \h </w:instrText>
+          <w:instrText xml:space="preserve"> PAGEREF _Toc239074895 \h </w:instrText>
         </w:r>
         <w:r>
           <w:rPr>
@@ -1703,7 +1703,7 @@
           <w14:ligatures w14:val="standardContextual"/>
         </w:rPr>
       </w:pPr>
-      <w:hyperlink w:anchor="_Toc239073697" w:history="1">
+      <w:hyperlink w:anchor="_Toc239074896" w:history="1">
         <w:r>
           <w:rPr>
             <w:rStyle w:val="Hyperlink"/>
@@ -1730,7 +1730,7 @@
             <w:noProof/>
             <w:webHidden/>
           </w:rPr>
-          <w:instrText xml:space="preserve"> PAGEREF _Toc239073697 \h </w:instrText>
+          <w:instrText xml:space="preserve"> PAGEREF _Toc239074896 \h </w:instrText>
         </w:r>
         <w:r>
           <w:rPr>
@@ -1774,7 +1774,7 @@
           <w14:ligatures w14:val="standardContextual"/>
         </w:rPr>
       </w:pPr>
-      <w:hyperlink w:anchor="_Toc239073698" w:history="1">
+      <w:hyperlink w:anchor="_Toc239074897" w:history="1">
         <w:r>
           <w:rPr>
             <w:rStyle w:val="Hyperlink"/>
@@ -1801,7 +1801,7 @@
             <w:noProof/>
             <w:webHidden/>
           </w:rPr>
-          <w:instrText xml:space="preserve"> PAGEREF _Toc239073698 \h </w:instrText>
+          <w:instrText xml:space="preserve"> PAGEREF _Toc239074897 \h </w:instrText>
         </w:r>
         <w:r>
           <w:rPr>
@@ -1845,7 +1845,7 @@
           <w14:ligatures w14:val="standardContextual"/>
         </w:rPr>
       </w:pPr>
-      <w:hyperlink w:anchor="_Toc239073699" w:history="1">
+      <w:hyperlink w:anchor="_Toc239074898" w:history="1">
         <w:r>
           <w:rPr>
             <w:rStyle w:val="Hyperlink"/>
@@ -1872,7 +1872,7 @@
             <w:noProof/>
             <w:webHidden/>
           </w:rPr>
-          <w:instrText xml:space="preserve"> PAGEREF _Toc239073699 \h </w:instrText>
+          <w:instrText xml:space="preserve"> PAGEREF _Toc239074898 \h </w:instrText>
         </w:r>
         <w:r>
           <w:rPr>
@@ -1916,7 +1916,7 @@
           <w14:ligatures w14:val="standardContextual"/>
         </w:rPr>
       </w:pPr>
-      <w:hyperlink w:anchor="_Toc239073700" w:history="1">
+      <w:hyperlink w:anchor="_Toc239074899" w:history="1">
         <w:r>
           <w:rPr>
             <w:rStyle w:val="Hyperlink"/>
@@ -1943,7 +1943,7 @@
             <w:noProof/>
             <w:webHidden/>
           </w:rPr>
-          <w:instrText xml:space="preserve"> PAGEREF _Toc239073700 \h </w:instrText>
+          <w:instrText xml:space="preserve"> PAGEREF _Toc239074899 \h </w:instrText>
         </w:r>
         <w:r>
           <w:rPr>
@@ -1987,7 +1987,7 @@
           <w14:ligatures w14:val="standardContextual"/>
         </w:rPr>
       </w:pPr>
-      <w:hyperlink w:anchor="_Toc239073701" w:history="1">
+      <w:hyperlink w:anchor="_Toc239074900" w:history="1">
         <w:r>
           <w:rPr>
             <w:rStyle w:val="Hyperlink"/>
@@ -2014,7 +2014,7 @@
             <w:noProof/>
             <w:webHidden/>
           </w:rPr>
-          <w:instrText xml:space="preserve"> PAGEREF _Toc239073701 \h </w:instrText>
+          <w:instrText xml:space="preserve"> PAGEREF _Toc239074900 \h </w:instrText>
         </w:r>
         <w:r>
           <w:rPr>
@@ -2058,7 +2058,7 @@
           <w14:ligatures w14:val="standardContextual"/>
         </w:rPr>
       </w:pPr>
-      <w:hyperlink w:anchor="_Toc239073702" w:history="1">
+      <w:hyperlink w:anchor="_Toc239074901" w:history="1">
         <w:r>
           <w:rPr>
             <w:rStyle w:val="Hyperlink"/>
@@ -2085,7 +2085,7 @@
             <w:noProof/>
             <w:webHidden/>
           </w:rPr>
-          <w:instrText xml:space="preserve"> PAGEREF _Toc239073702 \h </w:instrText>
+          <w:instrText xml:space="preserve"> PAGEREF _Toc239074901 \h </w:instrText>
         </w:r>
         <w:r>
           <w:rPr>
@@ -2129,7 +2129,7 @@
           <w14:ligatures w14:val="standardContextual"/>
         </w:rPr>
       </w:pPr>
-      <w:hyperlink w:anchor="_Toc239073703" w:history="1">
+      <w:hyperlink w:anchor="_Toc239074902" w:history="1">
         <w:r>
           <w:rPr>
             <w:rStyle w:val="Hyperlink"/>
@@ -2156,7 +2156,7 @@
             <w:noProof/>
             <w:webHidden/>
           </w:rPr>
-          <w:instrText xml:space="preserve"> PAGEREF _Toc239073703 \h </w:instrText>
+          <w:instrText xml:space="preserve"> PAGEREF _Toc239074902 \h </w:instrText>
         </w:r>
         <w:r>
           <w:rPr>
@@ -2200,7 +2200,7 @@
           <w14:ligatures w14:val="standardContextual"/>
         </w:rPr>
       </w:pPr>
-      <w:hyperlink w:anchor="_Toc239073704" w:history="1">
+      <w:hyperlink w:anchor="_Toc239074903" w:history="1">
         <w:r>
           <w:rPr>
             <w:rStyle w:val="Hyperlink"/>
@@ -2227,7 +2227,7 @@
             <w:noProof/>
             <w:webHidden/>
           </w:rPr>
-          <w:instrText xml:space="preserve"> PAGEREF _Toc239073704 \h </w:instrText>
+          <w:instrText xml:space="preserve"> PAGEREF _Toc239074903 \h </w:instrText>
         </w:r>
         <w:r>
           <w:rPr>
@@ -2271,7 +2271,7 @@
           <w14:ligatures w14:val="standardContextual"/>
         </w:rPr>
       </w:pPr>
-      <w:hyperlink w:anchor="_Toc239073705" w:history="1">
+      <w:hyperlink w:anchor="_Toc239074904" w:history="1">
         <w:r>
           <w:rPr>
             <w:rStyle w:val="Hyperlink"/>
@@ -2298,7 +2298,7 @@
             <w:noProof/>
             <w:webHidden/>
           </w:rPr>
-          <w:instrText xml:space="preserve"> PAGEREF _Toc239073705 \h </w:instrText>
+          <w:instrText xml:space="preserve"> PAGEREF _Toc239074904 \h </w:instrText>
         </w:r>
         <w:r>
           <w:rPr>
@@ -2342,7 +2342,7 @@
           <w14:ligatures w14:val="standardContextual"/>
         </w:rPr>
       </w:pPr>
-      <w:hyperlink w:anchor="_Toc239073706" w:history="1">
+      <w:hyperlink w:anchor="_Toc239074905" w:history="1">
         <w:r>
           <w:rPr>
             <w:rStyle w:val="Hyperlink"/>
@@ -2369,7 +2369,7 @@
             <w:noProof/>
             <w:webHidden/>
           </w:rPr>
-          <w:instrText xml:space="preserve"> PAGEREF _Toc239073706 \h </w:instrText>
+          <w:instrText xml:space="preserve"> PAGEREF _Toc239074905 \h </w:instrText>
         </w:r>
         <w:r>
           <w:rPr>
@@ -2413,7 +2413,7 @@
           <w14:ligatures w14:val="standardContextual"/>
         </w:rPr>
       </w:pPr>
-      <w:hyperlink w:anchor="_Toc239073707" w:history="1">
+      <w:hyperlink w:anchor="_Toc239074906" w:history="1">
         <w:r>
           <w:rPr>
             <w:rStyle w:val="Hyperlink"/>
@@ -2440,7 +2440,7 @@
             <w:noProof/>
             <w:webHidden/>
           </w:rPr>
-          <w:instrText xml:space="preserve"> PAGEREF _Toc239073707 \h </w:instrText>
+          <w:instrText xml:space="preserve"> PAGEREF _Toc239074906 \h </w:instrText>
         </w:r>
         <w:r>
           <w:rPr>
@@ -2484,7 +2484,7 @@
           <w14:ligatures w14:val="standardContextual"/>
         </w:rPr>
       </w:pPr>
-      <w:hyperlink w:anchor="_Toc239073708" w:history="1">
+      <w:hyperlink w:anchor="_Toc239074907" w:history="1">
         <w:r>
           <w:rPr>
             <w:rStyle w:val="Hyperlink"/>
@@ -2511,7 +2511,7 @@
             <w:noProof/>
             <w:webHidden/>
           </w:rPr>
-          <w:instrText xml:space="preserve"> PAGEREF _Toc239073708 \h </w:instrText>
+          <w:instrText xml:space="preserve"> PAGEREF _Toc239074907 \h </w:instrText>
         </w:r>
         <w:r>
           <w:rPr>
@@ -2555,7 +2555,7 @@
           <w14:ligatures w14:val="standardContextual"/>
         </w:rPr>
       </w:pPr>
-      <w:hyperlink w:anchor="_Toc239073709" w:history="1">
+      <w:hyperlink w:anchor="_Toc239074908" w:history="1">
         <w:r>
           <w:rPr>
             <w:rStyle w:val="Hyperlink"/>
@@ -2582,7 +2582,7 @@
             <w:noProof/>
             <w:webHidden/>
           </w:rPr>
-          <w:instrText xml:space="preserve"> PAGEREF _Toc239073709 \h </w:instrText>
+          <w:instrText xml:space="preserve"> PAGEREF _Toc239074908 \h </w:instrText>
         </w:r>
         <w:r>
           <w:rPr>
@@ -2626,7 +2626,7 @@
           <w14:ligatures w14:val="standardContextual"/>
         </w:rPr>
       </w:pPr>
-      <w:hyperlink w:anchor="_Toc239073710" w:history="1">
+      <w:hyperlink w:anchor="_Toc239074909" w:history="1">
         <w:r>
           <w:rPr>
             <w:rStyle w:val="Hyperlink"/>
@@ -2653,7 +2653,7 @@
             <w:noProof/>
             <w:webHidden/>
           </w:rPr>
-          <w:instrText xml:space="preserve"> PAGEREF _Toc239073710 \h </w:instrText>
+          <w:instrText xml:space="preserve"> PAGEREF _Toc239074909 \h </w:instrText>
         </w:r>
         <w:r>
           <w:rPr>
@@ -2697,7 +2697,7 @@
           <w14:ligatures w14:val="standardContextual"/>
         </w:rPr>
       </w:pPr>
-      <w:hyperlink w:anchor="_Toc239073711" w:history="1">
+      <w:hyperlink w:anchor="_Toc239074910" w:history="1">
         <w:r>
           <w:rPr>
             <w:rStyle w:val="Hyperlink"/>
@@ -2724,7 +2724,7 @@
             <w:noProof/>
             <w:webHidden/>
           </w:rPr>
-          <w:instrText xml:space="preserve"> PAGEREF _Toc239073711 \h </w:instrText>
+          <w:instrText xml:space="preserve"> PAGEREF _Toc239074910 \h </w:instrText>
         </w:r>
         <w:r>
           <w:rPr>
@@ -2768,7 +2768,7 @@
           <w14:ligatures w14:val="standardContextual"/>
         </w:rPr>
       </w:pPr>
-      <w:hyperlink w:anchor="_Toc239073712" w:history="1">
+      <w:hyperlink w:anchor="_Toc239074911" w:history="1">
         <w:r>
           <w:rPr>
             <w:rStyle w:val="Hyperlink"/>
@@ -2795,7 +2795,7 @@
             <w:noProof/>
             <w:webHidden/>
           </w:rPr>
-          <w:instrText xml:space="preserve"> PAGEREF _Toc239073712 \h </w:instrText>
+          <w:instrText xml:space="preserve"> PAGEREF _Toc239074911 \h </w:instrText>
         </w:r>
         <w:r>
           <w:rPr>
@@ -2839,7 +2839,7 @@
           <w14:ligatures w14:val="standardContextual"/>
         </w:rPr>
       </w:pPr>
-      <w:hyperlink w:anchor="_Toc239073713" w:history="1">
+      <w:hyperlink w:anchor="_Toc239074912" w:history="1">
         <w:r>
           <w:rPr>
             <w:rStyle w:val="Hyperlink"/>
@@ -2866,7 +2866,7 @@
             <w:noProof/>
             <w:webHidden/>
           </w:rPr>
-          <w:instrText xml:space="preserve"> PAGEREF _Toc239073713 \h </w:instrText>
+          <w:instrText xml:space="preserve"> PAGEREF _Toc239074912 \h </w:instrText>
         </w:r>
         <w:r>
           <w:rPr>
@@ -2910,7 +2910,7 @@
           <w14:ligatures w14:val="standardContextual"/>
         </w:rPr>
       </w:pPr>
-      <w:hyperlink w:anchor="_Toc239073714" w:history="1">
+      <w:hyperlink w:anchor="_Toc239074913" w:history="1">
         <w:r>
           <w:rPr>
             <w:rStyle w:val="Hyperlink"/>
@@ -2937,7 +2937,7 @@
             <w:noProof/>
             <w:webHidden/>
           </w:rPr>
-          <w:instrText xml:space="preserve"> PAGEREF _Toc239073714 \h </w:instrText>
+          <w:instrText xml:space="preserve"> PAGEREF _Toc239074913 \h </w:instrText>
         </w:r>
         <w:r>
           <w:rPr>
@@ -2981,7 +2981,7 @@
           <w14:ligatures w14:val="standardContextual"/>
         </w:rPr>
       </w:pPr>
-      <w:hyperlink w:anchor="_Toc239073715" w:history="1">
+      <w:hyperlink w:anchor="_Toc239074914" w:history="1">
         <w:r>
           <w:rPr>
             <w:rStyle w:val="Hyperlink"/>
@@ -3008,7 +3008,7 @@
             <w:noProof/>
             <w:webHidden/>
           </w:rPr>
-          <w:instrText xml:space="preserve"> PAGEREF _Toc239073715 \h </w:instrText>
+          <w:instrText xml:space="preserve"> PAGEREF _Toc239074914 \h </w:instrText>
         </w:r>
         <w:r>
           <w:rPr>
@@ -3052,7 +3052,7 @@
           <w14:ligatures w14:val="standardContextual"/>
         </w:rPr>
       </w:pPr>
-      <w:hyperlink w:anchor="_Toc239073716" w:history="1">
+      <w:hyperlink w:anchor="_Toc239074915" w:history="1">
         <w:r>
           <w:rPr>
             <w:rStyle w:val="Hyperlink"/>
@@ -3079,7 +3079,7 @@
             <w:noProof/>
             <w:webHidden/>
           </w:rPr>
-          <w:instrText xml:space="preserve"> PAGEREF _Toc239073716 \h </w:instrText>
+          <w:instrText xml:space="preserve"> PAGEREF _Toc239074915 \h </w:instrText>
         </w:r>
         <w:r>
           <w:rPr>
@@ -3123,7 +3123,7 @@
           <w14:ligatures w14:val="standardContextual"/>
         </w:rPr>
       </w:pPr>
-      <w:hyperlink w:anchor="_Toc239073717" w:history="1">
+      <w:hyperlink w:anchor="_Toc239074916" w:history="1">
         <w:r>
           <w:rPr>
             <w:rStyle w:val="Hyperlink"/>
@@ -3150,7 +3150,7 @@
             <w:noProof/>
             <w:webHidden/>
           </w:rPr>
-          <w:instrText xml:space="preserve"> PAGEREF _Toc239073717 \h </w:instrText>
+          <w:instrText xml:space="preserve"> PAGEREF _Toc239074916 \h </w:instrText>
         </w:r>
         <w:r>
           <w:rPr>
@@ -3194,7 +3194,7 @@
           <w14:ligatures w14:val="standardContextual"/>
         </w:rPr>
       </w:pPr>
-      <w:hyperlink w:anchor="_Toc239073718" w:history="1">
+      <w:hyperlink w:anchor="_Toc239074917" w:history="1">
         <w:r>
           <w:rPr>
             <w:rStyle w:val="Hyperlink"/>
@@ -3221,7 +3221,7 @@
             <w:noProof/>
             <w:webHidden/>
           </w:rPr>
-          <w:instrText xml:space="preserve"> PAGEREF _Toc239073718 \h </w:instrText>
+          <w:instrText xml:space="preserve"> PAGEREF _Toc239074917 \h </w:instrText>
         </w:r>
         <w:r>
           <w:rPr>
@@ -3265,7 +3265,7 @@
           <w14:ligatures w14:val="standardContextual"/>
         </w:rPr>
       </w:pPr>
-      <w:hyperlink w:anchor="_Toc239073719" w:history="1">
+      <w:hyperlink w:anchor="_Toc239074918" w:history="1">
         <w:r>
           <w:rPr>
             <w:rStyle w:val="Hyperlink"/>
@@ -3292,7 +3292,7 @@
             <w:noProof/>
             <w:webHidden/>
           </w:rPr>
-          <w:instrText xml:space="preserve"> PAGEREF _Toc239073719 \h </w:instrText>
+          <w:instrText xml:space="preserve"> PAGEREF _Toc239074918 \h </w:instrText>
         </w:r>
         <w:r>
           <w:rPr>
@@ -3338,7 +3338,7 @@
         <w:pStyle w:val="Heading1"/>
       </w:pPr>
       <w:bookmarkStart w:id="8" w:name="chương-1-giới-thiệu"/>
-      <w:bookmarkStart w:id="9" w:name="_Toc239073686"/>
+      <w:bookmarkStart w:id="9" w:name="_Toc239074885"/>
       <w:bookmarkEnd w:id="4"/>
       <w:bookmarkEnd w:id="6"/>
       <w:r>
@@ -3363,7 +3363,7 @@
         <w:pStyle w:val="Heading2"/>
       </w:pPr>
       <w:bookmarkStart w:id="10" w:name="X7d99df2d9d0c5141050eb9941026463f4c8ea2b"/>
-      <w:bookmarkStart w:id="11" w:name="_Toc239073687"/>
+      <w:bookmarkStart w:id="11" w:name="_Toc239074886"/>
       <w:r>
         <w:t>1.1. Đ</w:t>
       </w:r>
@@ -5213,7 +5213,7 @@
         <w:pStyle w:val="Heading2"/>
       </w:pPr>
       <w:bookmarkStart w:id="12" w:name="X60021b7b958505251ec70bd32e2bac9f8a0361c"/>
-      <w:bookmarkStart w:id="13" w:name="_Toc239073688"/>
+      <w:bookmarkStart w:id="13" w:name="_Toc239074887"/>
       <w:bookmarkEnd w:id="10"/>
       <w:r>
         <w:t>1.2. M</w:t>
@@ -7159,7 +7159,7 @@
         <w:pStyle w:val="Heading2"/>
       </w:pPr>
       <w:bookmarkStart w:id="17" w:name="X03724c88a1b7da9b434cf0a8db5356690a4bb71"/>
-      <w:bookmarkStart w:id="18" w:name="_Toc239073689"/>
+      <w:bookmarkStart w:id="18" w:name="_Toc239074888"/>
       <w:bookmarkEnd w:id="12"/>
       <w:bookmarkEnd w:id="16"/>
       <w:r>
@@ -8964,7 +8964,7 @@
         <w:pStyle w:val="Heading1"/>
       </w:pPr>
       <w:bookmarkStart w:id="20" w:name="chương-2-cơ-sở-lý-thuyết"/>
-      <w:bookmarkStart w:id="21" w:name="_Toc239073690"/>
+      <w:bookmarkStart w:id="21" w:name="_Toc239074889"/>
       <w:bookmarkEnd w:id="8"/>
       <w:bookmarkEnd w:id="17"/>
       <w:r>
@@ -9261,7 +9261,7 @@
         <w:pStyle w:val="Heading2"/>
       </w:pPr>
       <w:bookmarkStart w:id="22" w:name="X2256001523e16d112c59df938522f140b8b988e"/>
-      <w:bookmarkStart w:id="23" w:name="_Toc239073691"/>
+      <w:bookmarkStart w:id="23" w:name="_Toc239074890"/>
       <w:r>
         <w:t>2.1. Quy chu</w:t>
       </w:r>
@@ -13940,7 +13940,7 @@
         <w:pStyle w:val="Heading2"/>
       </w:pPr>
       <w:bookmarkStart w:id="30" w:name="Xb21b4f0690a73e92e2a35192cb39315a0956521"/>
-      <w:bookmarkStart w:id="31" w:name="_Toc239073692"/>
+      <w:bookmarkStart w:id="31" w:name="_Toc239074891"/>
       <w:bookmarkEnd w:id="22"/>
       <w:bookmarkEnd w:id="28"/>
       <w:r>
@@ -19180,7 +19180,7 @@
         <w:pStyle w:val="Heading2"/>
       </w:pPr>
       <w:bookmarkStart w:id="38" w:name="X8ff52f1334e3f0e382caf7ffa1b7096a981291c"/>
-      <w:bookmarkStart w:id="39" w:name="_Toc239073693"/>
+      <w:bookmarkStart w:id="39" w:name="_Toc239074892"/>
       <w:bookmarkEnd w:id="30"/>
       <w:bookmarkEnd w:id="37"/>
       <w:r>
@@ -19459,7 +19459,7 @@
           <w:noProof/>
         </w:rPr>
         <w:drawing>
-          <wp:inline distT="0" distB="0" distL="0" distR="0" wp14:anchorId="7BB1E826" wp14:editId="7323E1A7">
+          <wp:inline distT="0" distB="0" distL="0" distR="0" wp14:anchorId="51A90E91" wp14:editId="5DA0A99D">
             <wp:extent cx="5334000" cy="1435553"/>
             <wp:effectExtent l="0" t="0" r="0" b="0"/>
             <wp:docPr id="37" name="Picture"/>
@@ -20921,7 +20921,7 @@
         <w:pStyle w:val="Heading2"/>
       </w:pPr>
       <w:bookmarkStart w:id="43" w:name="X1a77f36e16d4ad267b00eabe7cf793e1dbe08e9"/>
-      <w:bookmarkStart w:id="44" w:name="_Toc239073694"/>
+      <w:bookmarkStart w:id="44" w:name="_Toc239074893"/>
       <w:bookmarkEnd w:id="38"/>
       <w:bookmarkEnd w:id="42"/>
       <w:r>
@@ -22091,7 +22091,7 @@
           <w:noProof/>
         </w:rPr>
         <w:drawing>
-          <wp:inline distT="0" distB="0" distL="0" distR="0" wp14:anchorId="4294BA94" wp14:editId="5EC6A3CB">
+          <wp:inline distT="0" distB="0" distL="0" distR="0" wp14:anchorId="7797DD2C" wp14:editId="180CEBD4">
             <wp:extent cx="5334000" cy="2884362"/>
             <wp:effectExtent l="0" t="0" r="0" b="0"/>
             <wp:docPr id="44" name="Picture"/>
@@ -22357,7 +22357,7 @@
           <w:noProof/>
         </w:rPr>
         <w:drawing>
-          <wp:inline distT="0" distB="0" distL="0" distR="0" wp14:anchorId="05868F65" wp14:editId="1637D7B5">
+          <wp:inline distT="0" distB="0" distL="0" distR="0" wp14:anchorId="42BFEDD2" wp14:editId="581367E8">
             <wp:extent cx="5334000" cy="632732"/>
             <wp:effectExtent l="0" t="0" r="0" b="0"/>
             <wp:docPr id="49" name="Picture"/>
@@ -24260,7 +24260,7 @@
         <w:pStyle w:val="Heading1"/>
       </w:pPr>
       <w:bookmarkStart w:id="50" w:name="chương-3-thiết-kế-và-cài-đặt"/>
-      <w:bookmarkStart w:id="51" w:name="_Toc239073695"/>
+      <w:bookmarkStart w:id="51" w:name="_Toc239074894"/>
       <w:bookmarkEnd w:id="20"/>
       <w:bookmarkEnd w:id="43"/>
       <w:bookmarkEnd w:id="49"/>
@@ -24292,7 +24292,7 @@
         <w:pStyle w:val="Heading2"/>
       </w:pPr>
       <w:bookmarkStart w:id="52" w:name="X21a22cc9b66dca004f2960f37df13c53a04e97b"/>
-      <w:bookmarkStart w:id="53" w:name="_Toc239073696"/>
+      <w:bookmarkStart w:id="53" w:name="_Toc239074895"/>
       <w:r>
         <w:t>3.1. Ki</w:t>
       </w:r>
@@ -24384,7 +24384,7 @@
           <w:noProof/>
         </w:rPr>
         <w:drawing>
-          <wp:inline distT="0" distB="0" distL="0" distR="0" wp14:anchorId="775AEF33" wp14:editId="76977D6C">
+          <wp:inline distT="0" distB="0" distL="0" distR="0" wp14:anchorId="7B860838" wp14:editId="5FF63D7C">
             <wp:extent cx="5334000" cy="401410"/>
             <wp:effectExtent l="0" t="0" r="0" b="0"/>
             <wp:docPr id="57" name="Picture"/>
@@ -26053,7 +26053,7 @@
         <w:pStyle w:val="Heading2"/>
       </w:pPr>
       <w:bookmarkStart w:id="55" w:name="X1f307d8f8c73bce8db8683c986faea6c8ea66a3"/>
-      <w:bookmarkStart w:id="56" w:name="_Toc239073697"/>
+      <w:bookmarkStart w:id="56" w:name="_Toc239074896"/>
       <w:bookmarkEnd w:id="52"/>
       <w:r>
         <w:t>3.2. Xây d</w:t>
@@ -26120,7 +26120,7 @@
           <w:noProof/>
         </w:rPr>
         <w:drawing>
-          <wp:inline distT="0" distB="0" distL="0" distR="0" wp14:anchorId="2CB388DA" wp14:editId="7E95ED55">
+          <wp:inline distT="0" distB="0" distL="0" distR="0" wp14:anchorId="04A1A2AE" wp14:editId="47EA9E83">
             <wp:extent cx="5334000" cy="802821"/>
             <wp:effectExtent l="0" t="0" r="0" b="0"/>
             <wp:docPr id="62" name="Picture"/>
@@ -30232,7 +30232,7 @@
         <w:pStyle w:val="Heading2"/>
       </w:pPr>
       <w:bookmarkStart w:id="62" w:name="X6a397cb1739f1ec0a8c9714808f79a5ce1fbf6f"/>
-      <w:bookmarkStart w:id="63" w:name="_Toc239073698"/>
+      <w:bookmarkStart w:id="63" w:name="_Toc239074897"/>
       <w:bookmarkEnd w:id="55"/>
       <w:bookmarkEnd w:id="61"/>
       <w:r>
@@ -31798,7 +31798,7 @@
         <w:pStyle w:val="Heading2"/>
       </w:pPr>
       <w:bookmarkStart w:id="65" w:name="X9c2c9b365086d10c999a46e4942f14d73b6baa5"/>
-      <w:bookmarkStart w:id="66" w:name="_Toc239073699"/>
+      <w:bookmarkStart w:id="66" w:name="_Toc239074898"/>
       <w:bookmarkEnd w:id="62"/>
       <w:r>
         <w:t>3.4. Kh</w:t>
@@ -33369,7 +33369,7 @@
           <w:noProof/>
         </w:rPr>
         <w:drawing>
-          <wp:inline distT="0" distB="0" distL="0" distR="0" wp14:anchorId="58BEC36C" wp14:editId="295BF5A8">
+          <wp:inline distT="0" distB="0" distL="0" distR="0" wp14:anchorId="0ECFF55D" wp14:editId="5B04A83B">
             <wp:extent cx="5334000" cy="8969712"/>
             <wp:effectExtent l="0" t="0" r="0" b="0"/>
             <wp:docPr id="73" name="Picture"/>
@@ -40743,7 +40743,7 @@
         <w:pStyle w:val="Heading2"/>
       </w:pPr>
       <w:bookmarkStart w:id="75" w:name="Xb17945b5d9374e5087c2c96ace1685ff00e2e22"/>
-      <w:bookmarkStart w:id="76" w:name="_Toc239073700"/>
+      <w:bookmarkStart w:id="76" w:name="_Toc239074899"/>
       <w:bookmarkEnd w:id="65"/>
       <w:bookmarkEnd w:id="74"/>
       <w:r>
@@ -42116,7 +42116,7 @@
         <w:pStyle w:val="Heading2"/>
       </w:pPr>
       <w:bookmarkStart w:id="77" w:name="Xfad7df3f963ac0b8ebfe8cf87d7c64fa075f760"/>
-      <w:bookmarkStart w:id="78" w:name="_Toc239073701"/>
+      <w:bookmarkStart w:id="78" w:name="_Toc239074900"/>
       <w:bookmarkEnd w:id="75"/>
       <w:r>
         <w:t>3.6. B</w:t>
@@ -42162,7 +42162,7 @@
           <w:noProof/>
         </w:rPr>
         <w:drawing>
-          <wp:inline distT="0" distB="0" distL="0" distR="0" wp14:anchorId="47EBE554" wp14:editId="3FC9A34E">
+          <wp:inline distT="0" distB="0" distL="0" distR="0" wp14:anchorId="5CB6C928" wp14:editId="6B4FE8AF">
             <wp:extent cx="5334000" cy="1217839"/>
             <wp:effectExtent l="0" t="0" r="0" b="0"/>
             <wp:docPr id="86" name="Picture"/>
@@ -44940,7 +44940,7 @@
         <w:pStyle w:val="Heading2"/>
       </w:pPr>
       <w:bookmarkStart w:id="80" w:name="X9b5467225f237e4ee44d60f7d236cbdfdaa1e07"/>
-      <w:bookmarkStart w:id="81" w:name="_Toc239073702"/>
+      <w:bookmarkStart w:id="81" w:name="_Toc239074901"/>
       <w:bookmarkEnd w:id="77"/>
       <w:r>
         <w:t xml:space="preserve">3.7. </w:t>
@@ -45060,7 +45060,7 @@
           <w:noProof/>
         </w:rPr>
         <w:drawing>
-          <wp:inline distT="0" distB="0" distL="0" distR="0" wp14:anchorId="358AAE5E" wp14:editId="24502D7B">
+          <wp:inline distT="0" distB="0" distL="0" distR="0" wp14:anchorId="739E63A7" wp14:editId="1E61F508">
             <wp:extent cx="5334000" cy="5953125"/>
             <wp:effectExtent l="0" t="0" r="0" b="0"/>
             <wp:docPr id="91" name="Picture"/>
@@ -46167,7 +46167,7 @@
         <w:pStyle w:val="Heading1"/>
       </w:pPr>
       <w:bookmarkStart w:id="83" w:name="chương-4-thực-nghiệm-và-đánh-giá"/>
-      <w:bookmarkStart w:id="84" w:name="_Toc239073703"/>
+      <w:bookmarkStart w:id="84" w:name="_Toc239074902"/>
       <w:bookmarkEnd w:id="50"/>
       <w:bookmarkEnd w:id="80"/>
       <w:r>
@@ -46192,7 +46192,7 @@
         <w:pStyle w:val="Heading2"/>
       </w:pPr>
       <w:bookmarkStart w:id="85" w:name="X43cb4672f728ce1df4f211c1d18360135f0c40b"/>
-      <w:bookmarkStart w:id="86" w:name="_Toc239073704"/>
+      <w:bookmarkStart w:id="86" w:name="_Toc239074903"/>
       <w:r>
         <w:t>4.1. Môi trư</w:t>
       </w:r>
@@ -47814,7 +47814,7 @@
         <w:pStyle w:val="Heading2"/>
       </w:pPr>
       <w:bookmarkStart w:id="87" w:name="Xe48430b60e6d2b1022368eb4316c1fe9f53411f"/>
-      <w:bookmarkStart w:id="88" w:name="_Toc239073705"/>
+      <w:bookmarkStart w:id="88" w:name="_Toc239074904"/>
       <w:bookmarkEnd w:id="85"/>
       <w:r>
         <w:t>4.2. K</w:t>
@@ -51352,7 +51352,7 @@
         <w:pStyle w:val="Heading2"/>
       </w:pPr>
       <w:bookmarkStart w:id="95" w:name="X09b724f0b907c7f652c2569c27ef1d5728c277c"/>
-      <w:bookmarkStart w:id="96" w:name="_Toc239073706"/>
+      <w:bookmarkStart w:id="96" w:name="_Toc239074905"/>
       <w:bookmarkEnd w:id="87"/>
       <w:bookmarkEnd w:id="93"/>
       <w:r>
@@ -53624,7 +53624,7 @@
           <w:noProof/>
         </w:rPr>
         <w:drawing>
-          <wp:inline distT="0" distB="0" distL="0" distR="0" wp14:anchorId="32ED9FA7" wp14:editId="61128695">
+          <wp:inline distT="0" distB="0" distL="0" distR="0" wp14:anchorId="2F01F505" wp14:editId="792194BC">
             <wp:extent cx="5334000" cy="2883855"/>
             <wp:effectExtent l="0" t="0" r="0" b="0"/>
             <wp:docPr id="108" name="Picture"/>
@@ -59730,7 +59730,7 @@
         <w:pStyle w:val="Heading2"/>
       </w:pPr>
       <w:bookmarkStart w:id="106" w:name="X0c205a3fd5474e5e1d380a3735df7543f97f059"/>
-      <w:bookmarkStart w:id="107" w:name="_Toc239073707"/>
+      <w:bookmarkStart w:id="107" w:name="_Toc239074906"/>
       <w:bookmarkEnd w:id="95"/>
       <w:bookmarkEnd w:id="104"/>
       <w:r>
@@ -63122,7 +63122,7 @@
         <w:pStyle w:val="Heading2"/>
       </w:pPr>
       <w:bookmarkStart w:id="113" w:name="X8f4b2c0e55e8764a0677cdfa39e96dbe6822859"/>
-      <w:bookmarkStart w:id="114" w:name="_Toc239073708"/>
+      <w:bookmarkStart w:id="114" w:name="_Toc239074907"/>
       <w:bookmarkEnd w:id="106"/>
       <w:bookmarkEnd w:id="112"/>
       <w:r>
@@ -66268,7 +66268,7 @@
         <w:pStyle w:val="Heading2"/>
       </w:pPr>
       <w:bookmarkStart w:id="120" w:name="X7468ed9f095dd0192ebc5de940dc44b5cd3e099"/>
-      <w:bookmarkStart w:id="121" w:name="_Toc239073709"/>
+      <w:bookmarkStart w:id="121" w:name="_Toc239074908"/>
       <w:bookmarkEnd w:id="113"/>
       <w:bookmarkEnd w:id="118"/>
       <w:r>
@@ -68129,7 +68129,7 @@
           <w:noProof/>
         </w:rPr>
         <w:drawing>
-          <wp:inline distT="0" distB="0" distL="0" distR="0" wp14:anchorId="1EC1F5D2" wp14:editId="12003E27">
+          <wp:inline distT="0" distB="0" distL="0" distR="0" wp14:anchorId="1853DAEC" wp14:editId="6402557E">
             <wp:extent cx="5334000" cy="3317670"/>
             <wp:effectExtent l="0" t="0" r="0" b="0"/>
             <wp:docPr id="131" name="Picture"/>
@@ -69142,7 +69142,7 @@
         <w:pStyle w:val="Heading2"/>
       </w:pPr>
       <w:bookmarkStart w:id="124" w:name="X88e1c26a6581f7bd1dbdb2c85ae6116c5ba8393"/>
-      <w:bookmarkStart w:id="125" w:name="_Toc239073710"/>
+      <w:bookmarkStart w:id="125" w:name="_Toc239074909"/>
       <w:bookmarkEnd w:id="120"/>
       <w:r>
         <w:t>4.7. Các y</w:t>
@@ -70994,7 +70994,7 @@
         <w:pStyle w:val="Heading1"/>
       </w:pPr>
       <w:bookmarkStart w:id="127" w:name="chương-5-kết-luận-và-hướng-phát-triển"/>
-      <w:bookmarkStart w:id="128" w:name="_Toc239073711"/>
+      <w:bookmarkStart w:id="128" w:name="_Toc239074910"/>
       <w:bookmarkEnd w:id="83"/>
       <w:bookmarkEnd w:id="124"/>
       <w:r>
@@ -71031,7 +71031,7 @@
         <w:pStyle w:val="Heading2"/>
       </w:pPr>
       <w:bookmarkStart w:id="129" w:name="Xcefa088882d41b38c21b7b5b44c738cb5564fbb"/>
-      <w:bookmarkStart w:id="130" w:name="_Toc239073712"/>
+      <w:bookmarkStart w:id="130" w:name="_Toc239074911"/>
       <w:r>
         <w:t>5.1. K</w:t>
       </w:r>
@@ -73761,7 +73761,7 @@
         <w:pStyle w:val="Heading2"/>
       </w:pPr>
       <w:bookmarkStart w:id="132" w:name="Xe79f58ab8ce7b6f148c68a374118dd9eaec1a1c"/>
-      <w:bookmarkStart w:id="133" w:name="_Toc239073713"/>
+      <w:bookmarkStart w:id="133" w:name="_Toc239074912"/>
       <w:bookmarkEnd w:id="129"/>
       <w:r>
         <w:t>5.2. H</w:t>
@@ -75201,7 +75201,7 @@
         <w:pStyle w:val="Heading2"/>
       </w:pPr>
       <w:bookmarkStart w:id="135" w:name="X66db71c9020c40cf46e490c5c37ad244e2b7594"/>
-      <w:bookmarkStart w:id="136" w:name="_Toc239073714"/>
+      <w:bookmarkStart w:id="136" w:name="_Toc239074913"/>
       <w:bookmarkEnd w:id="132"/>
       <w:r>
         <w:t>5.3. Hư</w:t>
@@ -76792,7 +76792,7 @@
         <w:pStyle w:val="Heading2"/>
       </w:pPr>
       <w:bookmarkStart w:id="138" w:name="Xe5a2fe3dfcd4681648271b7ddc344b106e48b3b"/>
-      <w:bookmarkStart w:id="139" w:name="_Toc239073715"/>
+      <w:bookmarkStart w:id="139" w:name="_Toc239074914"/>
       <w:bookmarkEnd w:id="135"/>
       <w:r>
         <w:t>5.4. K</w:t>
@@ -77715,7 +77715,7 @@
         <w:pStyle w:val="Heading1"/>
       </w:pPr>
       <w:bookmarkStart w:id="140" w:name="tài-liệu-tham-khảo"/>
-      <w:bookmarkStart w:id="141" w:name="_Toc239073716"/>
+      <w:bookmarkStart w:id="141" w:name="_Toc239074915"/>
       <w:bookmarkEnd w:id="127"/>
       <w:bookmarkEnd w:id="138"/>
       <w:r>
@@ -78741,7 +78741,7 @@
         <w:pStyle w:val="Heading1"/>
       </w:pPr>
       <w:bookmarkStart w:id="142" w:name="phụ-lục"/>
-      <w:bookmarkStart w:id="143" w:name="_Toc239073717"/>
+      <w:bookmarkStart w:id="143" w:name="_Toc239074916"/>
       <w:bookmarkEnd w:id="140"/>
       <w:r>
         <w:t>PH</w:t>
@@ -78765,7 +78765,7 @@
         <w:pStyle w:val="Heading2"/>
       </w:pPr>
       <w:bookmarkStart w:id="144" w:name="phụ-lục-a-cấu-hình-và-siêu-tham-số"/>
-      <w:bookmarkStart w:id="145" w:name="_Toc239073718"/>
+      <w:bookmarkStart w:id="145" w:name="_Toc239074917"/>
       <w:r>
         <w:t>Ph</w:t>
       </w:r>
@@ -80985,7 +80985,7 @@
         <w:pStyle w:val="Heading2"/>
       </w:pPr>
       <w:bookmarkStart w:id="149" w:name="phụ-lục-b-hướng-dẫn-cài-đặt-và-chạy"/>
-      <w:bookmarkStart w:id="150" w:name="_Toc239073719"/>
+      <w:bookmarkStart w:id="150" w:name="_Toc239074918"/>
       <w:bookmarkEnd w:id="144"/>
       <w:bookmarkEnd w:id="148"/>
       <w:r>
@@ -82559,7 +82559,7 @@
   <w:abstractNum w:abstractNumId="0" w15:restartNumberingAfterBreak="0">
     <w:nsid w:val="0000A990"/>
     <w:multiLevelType w:val="multilevel"/>
-    <w:tmpl w:val="E21A8676"/>
+    <w:tmpl w:val="48426E34"/>
     <w:lvl w:ilvl="0">
       <w:numFmt w:val="bullet"/>
       <w:lvlText w:val=" "/>
@@ -82636,7 +82636,7 @@
   <w:abstractNum w:abstractNumId="1" w15:restartNumberingAfterBreak="0">
     <w:nsid w:val="0000A991"/>
     <w:multiLevelType w:val="multilevel"/>
-    <w:tmpl w:val="AF4C8060"/>
+    <w:tmpl w:val="46626BF4"/>
     <w:lvl w:ilvl="0">
       <w:numFmt w:val="bullet"/>
       <w:lvlText w:val=""/>
@@ -82740,7 +82740,7 @@
   <w:abstractNum w:abstractNumId="2" w15:restartNumberingAfterBreak="0">
     <w:nsid w:val="00A99411"/>
     <w:multiLevelType w:val="multilevel"/>
-    <w:tmpl w:val="935CA84A"/>
+    <w:tmpl w:val="1C7E904C"/>
     <w:lvl w:ilvl="0">
       <w:start w:val="1"/>
       <w:numFmt w:val="decimal"/>
@@ -82823,10 +82823,10 @@
       </w:pPr>
     </w:lvl>
   </w:abstractNum>
-  <w:num w:numId="1" w16cid:durableId="1179347916">
+  <w:num w:numId="1" w16cid:durableId="1054813829">
     <w:abstractNumId w:val="0"/>
   </w:num>
-  <w:num w:numId="2" w16cid:durableId="1833331891">
+  <w:num w:numId="2" w16cid:durableId="947354215">
     <w:abstractNumId w:val="2"/>
     <w:lvlOverride w:ilvl="0">
       <w:startOverride w:val="1"/>
@@ -82856,22 +82856,22 @@
       <w:startOverride w:val="1"/>
     </w:lvlOverride>
   </w:num>
-  <w:num w:numId="3" w16cid:durableId="1349327606">
+  <w:num w:numId="3" w16cid:durableId="889069540">
     <w:abstractNumId w:val="1"/>
   </w:num>
-  <w:num w:numId="4" w16cid:durableId="1503162343">
+  <w:num w:numId="4" w16cid:durableId="990909344">
     <w:abstractNumId w:val="1"/>
   </w:num>
-  <w:num w:numId="5" w16cid:durableId="1028528254">
+  <w:num w:numId="5" w16cid:durableId="155387033">
     <w:abstractNumId w:val="1"/>
   </w:num>
-  <w:num w:numId="6" w16cid:durableId="885990573">
+  <w:num w:numId="6" w16cid:durableId="2059236202">
     <w:abstractNumId w:val="1"/>
   </w:num>
-  <w:num w:numId="7" w16cid:durableId="1994991732">
+  <w:num w:numId="7" w16cid:durableId="666401256">
     <w:abstractNumId w:val="1"/>
   </w:num>
-  <w:num w:numId="8" w16cid:durableId="1469980647">
+  <w:num w:numId="8" w16cid:durableId="1561599523">
     <w:abstractNumId w:val="1"/>
   </w:num>
 </w:numbering>
@@ -84096,7 +84096,7 @@
     <w:next w:val="Normal"/>
     <w:autoRedefine/>
     <w:uiPriority w:val="39"/>
-    <w:rsid w:val="00D03650"/>
+    <w:rsid w:val="003C3388"/>
     <w:pPr>
       <w:spacing w:after="100"/>
     </w:pPr>
@@ -84107,7 +84107,7 @@
     <w:next w:val="Normal"/>
     <w:autoRedefine/>
     <w:uiPriority w:val="39"/>
-    <w:rsid w:val="00D03650"/>
+    <w:rsid w:val="003C3388"/>
     <w:pPr>
       <w:spacing w:after="100"/>
       <w:ind w:left="240"/>

--- a/nop/04-do-an-mon-hoc.docx
+++ b/nop/04-do-an-mon-hoc.docx
@@ -148,7 +148,7 @@
         <w:pStyle w:val="Heading1"/>
       </w:pPr>
       <w:bookmarkStart w:id="0" w:name="đồ-án-môn-học"/>
-      <w:bookmarkStart w:id="1" w:name="_Toc239074882"/>
+      <w:bookmarkStart w:id="1" w:name="_Toc239081344"/>
       <w:r>
         <w:t>Đ</w:t>
       </w:r>
@@ -220,7 +220,7 @@
         <w:pStyle w:val="Heading1"/>
       </w:pPr>
       <w:bookmarkStart w:id="4" w:name="Xbe958ce37c6a089ac9bdc99dada4ec5e2c0f7da"/>
-      <w:bookmarkStart w:id="5" w:name="_Toc239074883"/>
+      <w:bookmarkStart w:id="5" w:name="_Toc239081345"/>
       <w:bookmarkEnd w:id="0"/>
       <w:bookmarkEnd w:id="3"/>
       <w:r>
@@ -659,7 +659,7 @@
     </w:p>
     <w:p>
       <w:r>
-        <w:pict w14:anchorId="15615290">
+        <w:pict w14:anchorId="0CD355AC">
           <v:rect id="_x0000_i1025" style="width:0;height:1.5pt" o:hralign="center" o:hrstd="t" o:hr="t"/>
         </w:pict>
       </w:r>
@@ -669,7 +669,7 @@
         <w:pStyle w:val="Heading2"/>
       </w:pPr>
       <w:bookmarkStart w:id="6" w:name="mục-lục"/>
-      <w:bookmarkStart w:id="7" w:name="_Toc239074884"/>
+      <w:bookmarkStart w:id="7" w:name="_Toc239081346"/>
       <w:r>
         <w:t>M</w:t>
       </w:r>
@@ -709,7 +709,7 @@
       <w:r>
         <w:fldChar w:fldCharType="separate"/>
       </w:r>
-      <w:hyperlink w:anchor="_Toc239074882" w:history="1">
+      <w:hyperlink w:anchor="_Toc239081344" w:history="1">
         <w:r>
           <w:rPr>
             <w:rStyle w:val="Hyperlink"/>
@@ -736,7 +736,7 @@
             <w:noProof/>
             <w:webHidden/>
           </w:rPr>
-          <w:instrText xml:space="preserve"> PAGEREF _Toc239074882 \h </w:instrText>
+          <w:instrText xml:space="preserve"> PAGEREF _Toc239081344 \h </w:instrText>
         </w:r>
         <w:r>
           <w:rPr>
@@ -780,7 +780,7 @@
           <w14:ligatures w14:val="standardContextual"/>
         </w:rPr>
       </w:pPr>
-      <w:hyperlink w:anchor="_Toc239074883" w:history="1">
+      <w:hyperlink w:anchor="_Toc239081345" w:history="1">
         <w:r>
           <w:rPr>
             <w:rStyle w:val="Hyperlink"/>
@@ -807,7 +807,7 @@
             <w:noProof/>
             <w:webHidden/>
           </w:rPr>
-          <w:instrText xml:space="preserve"> PAGEREF _Toc239074883 \h </w:instrText>
+          <w:instrText xml:space="preserve"> PAGEREF _Toc239081345 \h </w:instrText>
         </w:r>
         <w:r>
           <w:rPr>
@@ -851,7 +851,7 @@
           <w14:ligatures w14:val="standardContextual"/>
         </w:rPr>
       </w:pPr>
-      <w:hyperlink w:anchor="_Toc239074884" w:history="1">
+      <w:hyperlink w:anchor="_Toc239081346" w:history="1">
         <w:r>
           <w:rPr>
             <w:rStyle w:val="Hyperlink"/>
@@ -878,7 +878,7 @@
             <w:noProof/>
             <w:webHidden/>
           </w:rPr>
-          <w:instrText xml:space="preserve"> PAGEREF _Toc239074884 \h </w:instrText>
+          <w:instrText xml:space="preserve"> PAGEREF _Toc239081346 \h </w:instrText>
         </w:r>
         <w:r>
           <w:rPr>
@@ -922,7 +922,7 @@
           <w14:ligatures w14:val="standardContextual"/>
         </w:rPr>
       </w:pPr>
-      <w:hyperlink w:anchor="_Toc239074885" w:history="1">
+      <w:hyperlink w:anchor="_Toc239081347" w:history="1">
         <w:r>
           <w:rPr>
             <w:rStyle w:val="Hyperlink"/>
@@ -949,7 +949,7 @@
             <w:noProof/>
             <w:webHidden/>
           </w:rPr>
-          <w:instrText xml:space="preserve"> PAGEREF _Toc239074885 \h </w:instrText>
+          <w:instrText xml:space="preserve"> PAGEREF _Toc239081347 \h </w:instrText>
         </w:r>
         <w:r>
           <w:rPr>
@@ -993,7 +993,7 @@
           <w14:ligatures w14:val="standardContextual"/>
         </w:rPr>
       </w:pPr>
-      <w:hyperlink w:anchor="_Toc239074886" w:history="1">
+      <w:hyperlink w:anchor="_Toc239081348" w:history="1">
         <w:r>
           <w:rPr>
             <w:rStyle w:val="Hyperlink"/>
@@ -1020,7 +1020,7 @@
             <w:noProof/>
             <w:webHidden/>
           </w:rPr>
-          <w:instrText xml:space="preserve"> PAGEREF _Toc239074886 \h </w:instrText>
+          <w:instrText xml:space="preserve"> PAGEREF _Toc239081348 \h </w:instrText>
         </w:r>
         <w:r>
           <w:rPr>
@@ -1064,7 +1064,7 @@
           <w14:ligatures w14:val="standardContextual"/>
         </w:rPr>
       </w:pPr>
-      <w:hyperlink w:anchor="_Toc239074887" w:history="1">
+      <w:hyperlink w:anchor="_Toc239081349" w:history="1">
         <w:r>
           <w:rPr>
             <w:rStyle w:val="Hyperlink"/>
@@ -1091,7 +1091,7 @@
             <w:noProof/>
             <w:webHidden/>
           </w:rPr>
-          <w:instrText xml:space="preserve"> PAGEREF _Toc239074887 \h </w:instrText>
+          <w:instrText xml:space="preserve"> PAGEREF _Toc239081349 \h </w:instrText>
         </w:r>
         <w:r>
           <w:rPr>
@@ -1135,7 +1135,7 @@
           <w14:ligatures w14:val="standardContextual"/>
         </w:rPr>
       </w:pPr>
-      <w:hyperlink w:anchor="_Toc239074888" w:history="1">
+      <w:hyperlink w:anchor="_Toc239081350" w:history="1">
         <w:r>
           <w:rPr>
             <w:rStyle w:val="Hyperlink"/>
@@ -1162,7 +1162,7 @@
             <w:noProof/>
             <w:webHidden/>
           </w:rPr>
-          <w:instrText xml:space="preserve"> PAGEREF _Toc239074888 \h </w:instrText>
+          <w:instrText xml:space="preserve"> PAGEREF _Toc239081350 \h </w:instrText>
         </w:r>
         <w:r>
           <w:rPr>
@@ -1206,7 +1206,7 @@
           <w14:ligatures w14:val="standardContextual"/>
         </w:rPr>
       </w:pPr>
-      <w:hyperlink w:anchor="_Toc239074889" w:history="1">
+      <w:hyperlink w:anchor="_Toc239081351" w:history="1">
         <w:r>
           <w:rPr>
             <w:rStyle w:val="Hyperlink"/>
@@ -1233,7 +1233,7 @@
             <w:noProof/>
             <w:webHidden/>
           </w:rPr>
-          <w:instrText xml:space="preserve"> PAGEREF _Toc239074889 \h </w:instrText>
+          <w:instrText xml:space="preserve"> PAGEREF _Toc239081351 \h </w:instrText>
         </w:r>
         <w:r>
           <w:rPr>
@@ -1277,7 +1277,7 @@
           <w14:ligatures w14:val="standardContextual"/>
         </w:rPr>
       </w:pPr>
-      <w:hyperlink w:anchor="_Toc239074890" w:history="1">
+      <w:hyperlink w:anchor="_Toc239081352" w:history="1">
         <w:r>
           <w:rPr>
             <w:rStyle w:val="Hyperlink"/>
@@ -1304,7 +1304,7 @@
             <w:noProof/>
             <w:webHidden/>
           </w:rPr>
-          <w:instrText xml:space="preserve"> PAGEREF _Toc239074890 \h </w:instrText>
+          <w:instrText xml:space="preserve"> PAGEREF _Toc239081352 \h </w:instrText>
         </w:r>
         <w:r>
           <w:rPr>
@@ -1348,7 +1348,7 @@
           <w14:ligatures w14:val="standardContextual"/>
         </w:rPr>
       </w:pPr>
-      <w:hyperlink w:anchor="_Toc239074891" w:history="1">
+      <w:hyperlink w:anchor="_Toc239081353" w:history="1">
         <w:r>
           <w:rPr>
             <w:rStyle w:val="Hyperlink"/>
@@ -1375,7 +1375,7 @@
             <w:noProof/>
             <w:webHidden/>
           </w:rPr>
-          <w:instrText xml:space="preserve"> PAGEREF _Toc239074891 \h </w:instrText>
+          <w:instrText xml:space="preserve"> PAGEREF _Toc239081353 \h </w:instrText>
         </w:r>
         <w:r>
           <w:rPr>
@@ -1419,7 +1419,7 @@
           <w14:ligatures w14:val="standardContextual"/>
         </w:rPr>
       </w:pPr>
-      <w:hyperlink w:anchor="_Toc239074892" w:history="1">
+      <w:hyperlink w:anchor="_Toc239081354" w:history="1">
         <w:r>
           <w:rPr>
             <w:rStyle w:val="Hyperlink"/>
@@ -1446,7 +1446,7 @@
             <w:noProof/>
             <w:webHidden/>
           </w:rPr>
-          <w:instrText xml:space="preserve"> PAGEREF _Toc239074892 \h </w:instrText>
+          <w:instrText xml:space="preserve"> PAGEREF _Toc239081354 \h </w:instrText>
         </w:r>
         <w:r>
           <w:rPr>
@@ -1490,7 +1490,7 @@
           <w14:ligatures w14:val="standardContextual"/>
         </w:rPr>
       </w:pPr>
-      <w:hyperlink w:anchor="_Toc239074893" w:history="1">
+      <w:hyperlink w:anchor="_Toc239081355" w:history="1">
         <w:r>
           <w:rPr>
             <w:rStyle w:val="Hyperlink"/>
@@ -1517,7 +1517,7 @@
             <w:noProof/>
             <w:webHidden/>
           </w:rPr>
-          <w:instrText xml:space="preserve"> PAGEREF _Toc239074893 \h </w:instrText>
+          <w:instrText xml:space="preserve"> PAGEREF _Toc239081355 \h </w:instrText>
         </w:r>
         <w:r>
           <w:rPr>
@@ -1561,7 +1561,7 @@
           <w14:ligatures w14:val="standardContextual"/>
         </w:rPr>
       </w:pPr>
-      <w:hyperlink w:anchor="_Toc239074894" w:history="1">
+      <w:hyperlink w:anchor="_Toc239081356" w:history="1">
         <w:r>
           <w:rPr>
             <w:rStyle w:val="Hyperlink"/>
@@ -1588,7 +1588,7 @@
             <w:noProof/>
             <w:webHidden/>
           </w:rPr>
-          <w:instrText xml:space="preserve"> PAGEREF _Toc239074894 \h </w:instrText>
+          <w:instrText xml:space="preserve"> PAGEREF _Toc239081356 \h </w:instrText>
         </w:r>
         <w:r>
           <w:rPr>
@@ -1632,7 +1632,7 @@
           <w14:ligatures w14:val="standardContextual"/>
         </w:rPr>
       </w:pPr>
-      <w:hyperlink w:anchor="_Toc239074895" w:history="1">
+      <w:hyperlink w:anchor="_Toc239081357" w:history="1">
         <w:r>
           <w:rPr>
             <w:rStyle w:val="Hyperlink"/>
@@ -1659,7 +1659,7 @@
             <w:noProof/>
             <w:webHidden/>
           </w:rPr>
-          <w:instrText xml:space="preserve"> PAGEREF _Toc239074895 \h </w:instrText>
+          <w:instrText xml:space="preserve"> PAGEREF _Toc239081357 \h </w:instrText>
         </w:r>
         <w:r>
           <w:rPr>
@@ -1703,7 +1703,7 @@
           <w14:ligatures w14:val="standardContextual"/>
         </w:rPr>
       </w:pPr>
-      <w:hyperlink w:anchor="_Toc239074896" w:history="1">
+      <w:hyperlink w:anchor="_Toc239081358" w:history="1">
         <w:r>
           <w:rPr>
             <w:rStyle w:val="Hyperlink"/>
@@ -1730,7 +1730,7 @@
             <w:noProof/>
             <w:webHidden/>
           </w:rPr>
-          <w:instrText xml:space="preserve"> PAGEREF _Toc239074896 \h </w:instrText>
+          <w:instrText xml:space="preserve"> PAGEREF _Toc239081358 \h </w:instrText>
         </w:r>
         <w:r>
           <w:rPr>
@@ -1774,7 +1774,7 @@
           <w14:ligatures w14:val="standardContextual"/>
         </w:rPr>
       </w:pPr>
-      <w:hyperlink w:anchor="_Toc239074897" w:history="1">
+      <w:hyperlink w:anchor="_Toc239081359" w:history="1">
         <w:r>
           <w:rPr>
             <w:rStyle w:val="Hyperlink"/>
@@ -1801,7 +1801,7 @@
             <w:noProof/>
             <w:webHidden/>
           </w:rPr>
-          <w:instrText xml:space="preserve"> PAGEREF _Toc239074897 \h </w:instrText>
+          <w:instrText xml:space="preserve"> PAGEREF _Toc239081359 \h </w:instrText>
         </w:r>
         <w:r>
           <w:rPr>
@@ -1845,7 +1845,7 @@
           <w14:ligatures w14:val="standardContextual"/>
         </w:rPr>
       </w:pPr>
-      <w:hyperlink w:anchor="_Toc239074898" w:history="1">
+      <w:hyperlink w:anchor="_Toc239081360" w:history="1">
         <w:r>
           <w:rPr>
             <w:rStyle w:val="Hyperlink"/>
@@ -1872,7 +1872,7 @@
             <w:noProof/>
             <w:webHidden/>
           </w:rPr>
-          <w:instrText xml:space="preserve"> PAGEREF _Toc239074898 \h </w:instrText>
+          <w:instrText xml:space="preserve"> PAGEREF _Toc239081360 \h </w:instrText>
         </w:r>
         <w:r>
           <w:rPr>
@@ -1916,7 +1916,7 @@
           <w14:ligatures w14:val="standardContextual"/>
         </w:rPr>
       </w:pPr>
-      <w:hyperlink w:anchor="_Toc239074899" w:history="1">
+      <w:hyperlink w:anchor="_Toc239081361" w:history="1">
         <w:r>
           <w:rPr>
             <w:rStyle w:val="Hyperlink"/>
@@ -1943,7 +1943,7 @@
             <w:noProof/>
             <w:webHidden/>
           </w:rPr>
-          <w:instrText xml:space="preserve"> PAGEREF _Toc239074899 \h </w:instrText>
+          <w:instrText xml:space="preserve"> PAGEREF _Toc239081361 \h </w:instrText>
         </w:r>
         <w:r>
           <w:rPr>
@@ -1987,7 +1987,7 @@
           <w14:ligatures w14:val="standardContextual"/>
         </w:rPr>
       </w:pPr>
-      <w:hyperlink w:anchor="_Toc239074900" w:history="1">
+      <w:hyperlink w:anchor="_Toc239081362" w:history="1">
         <w:r>
           <w:rPr>
             <w:rStyle w:val="Hyperlink"/>
@@ -2014,7 +2014,7 @@
             <w:noProof/>
             <w:webHidden/>
           </w:rPr>
-          <w:instrText xml:space="preserve"> PAGEREF _Toc239074900 \h </w:instrText>
+          <w:instrText xml:space="preserve"> PAGEREF _Toc239081362 \h </w:instrText>
         </w:r>
         <w:r>
           <w:rPr>
@@ -2058,7 +2058,7 @@
           <w14:ligatures w14:val="standardContextual"/>
         </w:rPr>
       </w:pPr>
-      <w:hyperlink w:anchor="_Toc239074901" w:history="1">
+      <w:hyperlink w:anchor="_Toc239081363" w:history="1">
         <w:r>
           <w:rPr>
             <w:rStyle w:val="Hyperlink"/>
@@ -2085,7 +2085,7 @@
             <w:noProof/>
             <w:webHidden/>
           </w:rPr>
-          <w:instrText xml:space="preserve"> PAGEREF _Toc239074901 \h </w:instrText>
+          <w:instrText xml:space="preserve"> PAGEREF _Toc239081363 \h </w:instrText>
         </w:r>
         <w:r>
           <w:rPr>
@@ -2129,7 +2129,7 @@
           <w14:ligatures w14:val="standardContextual"/>
         </w:rPr>
       </w:pPr>
-      <w:hyperlink w:anchor="_Toc239074902" w:history="1">
+      <w:hyperlink w:anchor="_Toc239081364" w:history="1">
         <w:r>
           <w:rPr>
             <w:rStyle w:val="Hyperlink"/>
@@ -2156,7 +2156,7 @@
             <w:noProof/>
             <w:webHidden/>
           </w:rPr>
-          <w:instrText xml:space="preserve"> PAGEREF _Toc239074902 \h </w:instrText>
+          <w:instrText xml:space="preserve"> PAGEREF _Toc239081364 \h </w:instrText>
         </w:r>
         <w:r>
           <w:rPr>
@@ -2200,7 +2200,7 @@
           <w14:ligatures w14:val="standardContextual"/>
         </w:rPr>
       </w:pPr>
-      <w:hyperlink w:anchor="_Toc239074903" w:history="1">
+      <w:hyperlink w:anchor="_Toc239081365" w:history="1">
         <w:r>
           <w:rPr>
             <w:rStyle w:val="Hyperlink"/>
@@ -2227,7 +2227,7 @@
             <w:noProof/>
             <w:webHidden/>
           </w:rPr>
-          <w:instrText xml:space="preserve"> PAGEREF _Toc239074903 \h </w:instrText>
+          <w:instrText xml:space="preserve"> PAGEREF _Toc239081365 \h </w:instrText>
         </w:r>
         <w:r>
           <w:rPr>
@@ -2271,7 +2271,7 @@
           <w14:ligatures w14:val="standardContextual"/>
         </w:rPr>
       </w:pPr>
-      <w:hyperlink w:anchor="_Toc239074904" w:history="1">
+      <w:hyperlink w:anchor="_Toc239081366" w:history="1">
         <w:r>
           <w:rPr>
             <w:rStyle w:val="Hyperlink"/>
@@ -2298,7 +2298,7 @@
             <w:noProof/>
             <w:webHidden/>
           </w:rPr>
-          <w:instrText xml:space="preserve"> PAGEREF _Toc239074904 \h </w:instrText>
+          <w:instrText xml:space="preserve"> PAGEREF _Toc239081366 \h </w:instrText>
         </w:r>
         <w:r>
           <w:rPr>
@@ -2342,7 +2342,7 @@
           <w14:ligatures w14:val="standardContextual"/>
         </w:rPr>
       </w:pPr>
-      <w:hyperlink w:anchor="_Toc239074905" w:history="1">
+      <w:hyperlink w:anchor="_Toc239081367" w:history="1">
         <w:r>
           <w:rPr>
             <w:rStyle w:val="Hyperlink"/>
@@ -2369,7 +2369,7 @@
             <w:noProof/>
             <w:webHidden/>
           </w:rPr>
-          <w:instrText xml:space="preserve"> PAGEREF _Toc239074905 \h </w:instrText>
+          <w:instrText xml:space="preserve"> PAGEREF _Toc239081367 \h </w:instrText>
         </w:r>
         <w:r>
           <w:rPr>
@@ -2413,7 +2413,7 @@
           <w14:ligatures w14:val="standardContextual"/>
         </w:rPr>
       </w:pPr>
-      <w:hyperlink w:anchor="_Toc239074906" w:history="1">
+      <w:hyperlink w:anchor="_Toc239081368" w:history="1">
         <w:r>
           <w:rPr>
             <w:rStyle w:val="Hyperlink"/>
@@ -2440,7 +2440,7 @@
             <w:noProof/>
             <w:webHidden/>
           </w:rPr>
-          <w:instrText xml:space="preserve"> PAGEREF _Toc239074906 \h </w:instrText>
+          <w:instrText xml:space="preserve"> PAGEREF _Toc239081368 \h </w:instrText>
         </w:r>
         <w:r>
           <w:rPr>
@@ -2484,7 +2484,7 @@
           <w14:ligatures w14:val="standardContextual"/>
         </w:rPr>
       </w:pPr>
-      <w:hyperlink w:anchor="_Toc239074907" w:history="1">
+      <w:hyperlink w:anchor="_Toc239081369" w:history="1">
         <w:r>
           <w:rPr>
             <w:rStyle w:val="Hyperlink"/>
@@ -2511,7 +2511,7 @@
             <w:noProof/>
             <w:webHidden/>
           </w:rPr>
-          <w:instrText xml:space="preserve"> PAGEREF _Toc239074907 \h </w:instrText>
+          <w:instrText xml:space="preserve"> PAGEREF _Toc239081369 \h </w:instrText>
         </w:r>
         <w:r>
           <w:rPr>
@@ -2555,7 +2555,7 @@
           <w14:ligatures w14:val="standardContextual"/>
         </w:rPr>
       </w:pPr>
-      <w:hyperlink w:anchor="_Toc239074908" w:history="1">
+      <w:hyperlink w:anchor="_Toc239081370" w:history="1">
         <w:r>
           <w:rPr>
             <w:rStyle w:val="Hyperlink"/>
@@ -2582,7 +2582,7 @@
             <w:noProof/>
             <w:webHidden/>
           </w:rPr>
-          <w:instrText xml:space="preserve"> PAGEREF _Toc239074908 \h </w:instrText>
+          <w:instrText xml:space="preserve"> PAGEREF _Toc239081370 \h </w:instrText>
         </w:r>
         <w:r>
           <w:rPr>
@@ -2626,7 +2626,7 @@
           <w14:ligatures w14:val="standardContextual"/>
         </w:rPr>
       </w:pPr>
-      <w:hyperlink w:anchor="_Toc239074909" w:history="1">
+      <w:hyperlink w:anchor="_Toc239081371" w:history="1">
         <w:r>
           <w:rPr>
             <w:rStyle w:val="Hyperlink"/>
@@ -2653,7 +2653,7 @@
             <w:noProof/>
             <w:webHidden/>
           </w:rPr>
-          <w:instrText xml:space="preserve"> PAGEREF _Toc239074909 \h </w:instrText>
+          <w:instrText xml:space="preserve"> PAGEREF _Toc239081371 \h </w:instrText>
         </w:r>
         <w:r>
           <w:rPr>
@@ -2697,7 +2697,7 @@
           <w14:ligatures w14:val="standardContextual"/>
         </w:rPr>
       </w:pPr>
-      <w:hyperlink w:anchor="_Toc239074910" w:history="1">
+      <w:hyperlink w:anchor="_Toc239081372" w:history="1">
         <w:r>
           <w:rPr>
             <w:rStyle w:val="Hyperlink"/>
@@ -2724,7 +2724,7 @@
             <w:noProof/>
             <w:webHidden/>
           </w:rPr>
-          <w:instrText xml:space="preserve"> PAGEREF _Toc239074910 \h </w:instrText>
+          <w:instrText xml:space="preserve"> PAGEREF _Toc239081372 \h </w:instrText>
         </w:r>
         <w:r>
           <w:rPr>
@@ -2768,7 +2768,7 @@
           <w14:ligatures w14:val="standardContextual"/>
         </w:rPr>
       </w:pPr>
-      <w:hyperlink w:anchor="_Toc239074911" w:history="1">
+      <w:hyperlink w:anchor="_Toc239081373" w:history="1">
         <w:r>
           <w:rPr>
             <w:rStyle w:val="Hyperlink"/>
@@ -2795,7 +2795,7 @@
             <w:noProof/>
             <w:webHidden/>
           </w:rPr>
-          <w:instrText xml:space="preserve"> PAGEREF _Toc239074911 \h </w:instrText>
+          <w:instrText xml:space="preserve"> PAGEREF _Toc239081373 \h </w:instrText>
         </w:r>
         <w:r>
           <w:rPr>
@@ -2839,7 +2839,7 @@
           <w14:ligatures w14:val="standardContextual"/>
         </w:rPr>
       </w:pPr>
-      <w:hyperlink w:anchor="_Toc239074912" w:history="1">
+      <w:hyperlink w:anchor="_Toc239081374" w:history="1">
         <w:r>
           <w:rPr>
             <w:rStyle w:val="Hyperlink"/>
@@ -2866,7 +2866,7 @@
             <w:noProof/>
             <w:webHidden/>
           </w:rPr>
-          <w:instrText xml:space="preserve"> PAGEREF _Toc239074912 \h </w:instrText>
+          <w:instrText xml:space="preserve"> PAGEREF _Toc239081374 \h </w:instrText>
         </w:r>
         <w:r>
           <w:rPr>
@@ -2910,7 +2910,7 @@
           <w14:ligatures w14:val="standardContextual"/>
         </w:rPr>
       </w:pPr>
-      <w:hyperlink w:anchor="_Toc239074913" w:history="1">
+      <w:hyperlink w:anchor="_Toc239081375" w:history="1">
         <w:r>
           <w:rPr>
             <w:rStyle w:val="Hyperlink"/>
@@ -2937,7 +2937,7 @@
             <w:noProof/>
             <w:webHidden/>
           </w:rPr>
-          <w:instrText xml:space="preserve"> PAGEREF _Toc239074913 \h </w:instrText>
+          <w:instrText xml:space="preserve"> PAGEREF _Toc239081375 \h </w:instrText>
         </w:r>
         <w:r>
           <w:rPr>
@@ -2981,7 +2981,7 @@
           <w14:ligatures w14:val="standardContextual"/>
         </w:rPr>
       </w:pPr>
-      <w:hyperlink w:anchor="_Toc239074914" w:history="1">
+      <w:hyperlink w:anchor="_Toc239081376" w:history="1">
         <w:r>
           <w:rPr>
             <w:rStyle w:val="Hyperlink"/>
@@ -3008,7 +3008,7 @@
             <w:noProof/>
             <w:webHidden/>
           </w:rPr>
-          <w:instrText xml:space="preserve"> PAGEREF _Toc239074914 \h </w:instrText>
+          <w:instrText xml:space="preserve"> PAGEREF _Toc239081376 \h </w:instrText>
         </w:r>
         <w:r>
           <w:rPr>
@@ -3052,7 +3052,7 @@
           <w14:ligatures w14:val="standardContextual"/>
         </w:rPr>
       </w:pPr>
-      <w:hyperlink w:anchor="_Toc239074915" w:history="1">
+      <w:hyperlink w:anchor="_Toc239081377" w:history="1">
         <w:r>
           <w:rPr>
             <w:rStyle w:val="Hyperlink"/>
@@ -3079,7 +3079,7 @@
             <w:noProof/>
             <w:webHidden/>
           </w:rPr>
-          <w:instrText xml:space="preserve"> PAGEREF _Toc239074915 \h </w:instrText>
+          <w:instrText xml:space="preserve"> PAGEREF _Toc239081377 \h </w:instrText>
         </w:r>
         <w:r>
           <w:rPr>
@@ -3123,7 +3123,7 @@
           <w14:ligatures w14:val="standardContextual"/>
         </w:rPr>
       </w:pPr>
-      <w:hyperlink w:anchor="_Toc239074916" w:history="1">
+      <w:hyperlink w:anchor="_Toc239081378" w:history="1">
         <w:r>
           <w:rPr>
             <w:rStyle w:val="Hyperlink"/>
@@ -3150,7 +3150,7 @@
             <w:noProof/>
             <w:webHidden/>
           </w:rPr>
-          <w:instrText xml:space="preserve"> PAGEREF _Toc239074916 \h </w:instrText>
+          <w:instrText xml:space="preserve"> PAGEREF _Toc239081378 \h </w:instrText>
         </w:r>
         <w:r>
           <w:rPr>
@@ -3194,7 +3194,7 @@
           <w14:ligatures w14:val="standardContextual"/>
         </w:rPr>
       </w:pPr>
-      <w:hyperlink w:anchor="_Toc239074917" w:history="1">
+      <w:hyperlink w:anchor="_Toc239081379" w:history="1">
         <w:r>
           <w:rPr>
             <w:rStyle w:val="Hyperlink"/>
@@ -3221,7 +3221,7 @@
             <w:noProof/>
             <w:webHidden/>
           </w:rPr>
-          <w:instrText xml:space="preserve"> PAGEREF _Toc239074917 \h </w:instrText>
+          <w:instrText xml:space="preserve"> PAGEREF _Toc239081379 \h </w:instrText>
         </w:r>
         <w:r>
           <w:rPr>
@@ -3265,7 +3265,7 @@
           <w14:ligatures w14:val="standardContextual"/>
         </w:rPr>
       </w:pPr>
-      <w:hyperlink w:anchor="_Toc239074918" w:history="1">
+      <w:hyperlink w:anchor="_Toc239081380" w:history="1">
         <w:r>
           <w:rPr>
             <w:rStyle w:val="Hyperlink"/>
@@ -3292,7 +3292,7 @@
             <w:noProof/>
             <w:webHidden/>
           </w:rPr>
-          <w:instrText xml:space="preserve"> PAGEREF _Toc239074918 \h </w:instrText>
+          <w:instrText xml:space="preserve"> PAGEREF _Toc239081380 \h </w:instrText>
         </w:r>
         <w:r>
           <w:rPr>
@@ -3338,7 +3338,7 @@
         <w:pStyle w:val="Heading1"/>
       </w:pPr>
       <w:bookmarkStart w:id="8" w:name="chương-1-giới-thiệu"/>
-      <w:bookmarkStart w:id="9" w:name="_Toc239074885"/>
+      <w:bookmarkStart w:id="9" w:name="_Toc239081347"/>
       <w:bookmarkEnd w:id="4"/>
       <w:bookmarkEnd w:id="6"/>
       <w:r>
@@ -3363,7 +3363,7 @@
         <w:pStyle w:val="Heading2"/>
       </w:pPr>
       <w:bookmarkStart w:id="10" w:name="X7d99df2d9d0c5141050eb9941026463f4c8ea2b"/>
-      <w:bookmarkStart w:id="11" w:name="_Toc239074886"/>
+      <w:bookmarkStart w:id="11" w:name="_Toc239081348"/>
       <w:r>
         <w:t>1.1. Đ</w:t>
       </w:r>
@@ -5213,7 +5213,7 @@
         <w:pStyle w:val="Heading2"/>
       </w:pPr>
       <w:bookmarkStart w:id="12" w:name="X60021b7b958505251ec70bd32e2bac9f8a0361c"/>
-      <w:bookmarkStart w:id="13" w:name="_Toc239074887"/>
+      <w:bookmarkStart w:id="13" w:name="_Toc239081349"/>
       <w:bookmarkEnd w:id="10"/>
       <w:r>
         <w:t>1.2. M</w:t>
@@ -7159,7 +7159,7 @@
         <w:pStyle w:val="Heading2"/>
       </w:pPr>
       <w:bookmarkStart w:id="17" w:name="X03724c88a1b7da9b434cf0a8db5356690a4bb71"/>
-      <w:bookmarkStart w:id="18" w:name="_Toc239074888"/>
+      <w:bookmarkStart w:id="18" w:name="_Toc239081350"/>
       <w:bookmarkEnd w:id="12"/>
       <w:bookmarkEnd w:id="16"/>
       <w:r>
@@ -8964,7 +8964,7 @@
         <w:pStyle w:val="Heading1"/>
       </w:pPr>
       <w:bookmarkStart w:id="20" w:name="chương-2-cơ-sở-lý-thuyết"/>
-      <w:bookmarkStart w:id="21" w:name="_Toc239074889"/>
+      <w:bookmarkStart w:id="21" w:name="_Toc239081351"/>
       <w:bookmarkEnd w:id="8"/>
       <w:bookmarkEnd w:id="17"/>
       <w:r>
@@ -9261,7 +9261,7 @@
         <w:pStyle w:val="Heading2"/>
       </w:pPr>
       <w:bookmarkStart w:id="22" w:name="X2256001523e16d112c59df938522f140b8b988e"/>
-      <w:bookmarkStart w:id="23" w:name="_Toc239074890"/>
+      <w:bookmarkStart w:id="23" w:name="_Toc239081352"/>
       <w:r>
         <w:t>2.1. Quy chu</w:t>
       </w:r>
@@ -13940,7 +13940,7 @@
         <w:pStyle w:val="Heading2"/>
       </w:pPr>
       <w:bookmarkStart w:id="30" w:name="Xb21b4f0690a73e92e2a35192cb39315a0956521"/>
-      <w:bookmarkStart w:id="31" w:name="_Toc239074891"/>
+      <w:bookmarkStart w:id="31" w:name="_Toc239081353"/>
       <w:bookmarkEnd w:id="22"/>
       <w:bookmarkEnd w:id="28"/>
       <w:r>
@@ -19180,7 +19180,7 @@
         <w:pStyle w:val="Heading2"/>
       </w:pPr>
       <w:bookmarkStart w:id="38" w:name="X8ff52f1334e3f0e382caf7ffa1b7096a981291c"/>
-      <w:bookmarkStart w:id="39" w:name="_Toc239074892"/>
+      <w:bookmarkStart w:id="39" w:name="_Toc239081354"/>
       <w:bookmarkEnd w:id="30"/>
       <w:bookmarkEnd w:id="37"/>
       <w:r>
@@ -19459,7 +19459,7 @@
           <w:noProof/>
         </w:rPr>
         <w:drawing>
-          <wp:inline distT="0" distB="0" distL="0" distR="0" wp14:anchorId="51A90E91" wp14:editId="5DA0A99D">
+          <wp:inline distT="0" distB="0" distL="0" distR="0" wp14:anchorId="228A59C3" wp14:editId="30A2631C">
             <wp:extent cx="5334000" cy="1435553"/>
             <wp:effectExtent l="0" t="0" r="0" b="0"/>
             <wp:docPr id="37" name="Picture"/>
@@ -20921,7 +20921,7 @@
         <w:pStyle w:val="Heading2"/>
       </w:pPr>
       <w:bookmarkStart w:id="43" w:name="X1a77f36e16d4ad267b00eabe7cf793e1dbe08e9"/>
-      <w:bookmarkStart w:id="44" w:name="_Toc239074893"/>
+      <w:bookmarkStart w:id="44" w:name="_Toc239081355"/>
       <w:bookmarkEnd w:id="38"/>
       <w:bookmarkEnd w:id="42"/>
       <w:r>
@@ -22091,7 +22091,7 @@
           <w:noProof/>
         </w:rPr>
         <w:drawing>
-          <wp:inline distT="0" distB="0" distL="0" distR="0" wp14:anchorId="7797DD2C" wp14:editId="180CEBD4">
+          <wp:inline distT="0" distB="0" distL="0" distR="0" wp14:anchorId="60C0F7C5" wp14:editId="65EE2F29">
             <wp:extent cx="5334000" cy="2884362"/>
             <wp:effectExtent l="0" t="0" r="0" b="0"/>
             <wp:docPr id="44" name="Picture"/>
@@ -22357,7 +22357,7 @@
           <w:noProof/>
         </w:rPr>
         <w:drawing>
-          <wp:inline distT="0" distB="0" distL="0" distR="0" wp14:anchorId="42BFEDD2" wp14:editId="581367E8">
+          <wp:inline distT="0" distB="0" distL="0" distR="0" wp14:anchorId="7D9415A0" wp14:editId="350EA43F">
             <wp:extent cx="5334000" cy="632732"/>
             <wp:effectExtent l="0" t="0" r="0" b="0"/>
             <wp:docPr id="49" name="Picture"/>
@@ -24260,7 +24260,7 @@
         <w:pStyle w:val="Heading1"/>
       </w:pPr>
       <w:bookmarkStart w:id="50" w:name="chương-3-thiết-kế-và-cài-đặt"/>
-      <w:bookmarkStart w:id="51" w:name="_Toc239074894"/>
+      <w:bookmarkStart w:id="51" w:name="_Toc239081356"/>
       <w:bookmarkEnd w:id="20"/>
       <w:bookmarkEnd w:id="43"/>
       <w:bookmarkEnd w:id="49"/>
@@ -24292,7 +24292,7 @@
         <w:pStyle w:val="Heading2"/>
       </w:pPr>
       <w:bookmarkStart w:id="52" w:name="X21a22cc9b66dca004f2960f37df13c53a04e97b"/>
-      <w:bookmarkStart w:id="53" w:name="_Toc239074895"/>
+      <w:bookmarkStart w:id="53" w:name="_Toc239081357"/>
       <w:r>
         <w:t>3.1. Ki</w:t>
       </w:r>
@@ -24384,7 +24384,7 @@
           <w:noProof/>
         </w:rPr>
         <w:drawing>
-          <wp:inline distT="0" distB="0" distL="0" distR="0" wp14:anchorId="7B860838" wp14:editId="5FF63D7C">
+          <wp:inline distT="0" distB="0" distL="0" distR="0" wp14:anchorId="0DBFC7F3" wp14:editId="11667E8F">
             <wp:extent cx="5334000" cy="401410"/>
             <wp:effectExtent l="0" t="0" r="0" b="0"/>
             <wp:docPr id="57" name="Picture"/>
@@ -26053,7 +26053,7 @@
         <w:pStyle w:val="Heading2"/>
       </w:pPr>
       <w:bookmarkStart w:id="55" w:name="X1f307d8f8c73bce8db8683c986faea6c8ea66a3"/>
-      <w:bookmarkStart w:id="56" w:name="_Toc239074896"/>
+      <w:bookmarkStart w:id="56" w:name="_Toc239081358"/>
       <w:bookmarkEnd w:id="52"/>
       <w:r>
         <w:t>3.2. Xây d</w:t>
@@ -26120,7 +26120,7 @@
           <w:noProof/>
         </w:rPr>
         <w:drawing>
-          <wp:inline distT="0" distB="0" distL="0" distR="0" wp14:anchorId="04A1A2AE" wp14:editId="47EA9E83">
+          <wp:inline distT="0" distB="0" distL="0" distR="0" wp14:anchorId="24120027" wp14:editId="619CA797">
             <wp:extent cx="5334000" cy="802821"/>
             <wp:effectExtent l="0" t="0" r="0" b="0"/>
             <wp:docPr id="62" name="Picture"/>
@@ -30232,7 +30232,7 @@
         <w:pStyle w:val="Heading2"/>
       </w:pPr>
       <w:bookmarkStart w:id="62" w:name="X6a397cb1739f1ec0a8c9714808f79a5ce1fbf6f"/>
-      <w:bookmarkStart w:id="63" w:name="_Toc239074897"/>
+      <w:bookmarkStart w:id="63" w:name="_Toc239081359"/>
       <w:bookmarkEnd w:id="55"/>
       <w:bookmarkEnd w:id="61"/>
       <w:r>
@@ -31798,7 +31798,7 @@
         <w:pStyle w:val="Heading2"/>
       </w:pPr>
       <w:bookmarkStart w:id="65" w:name="X9c2c9b365086d10c999a46e4942f14d73b6baa5"/>
-      <w:bookmarkStart w:id="66" w:name="_Toc239074898"/>
+      <w:bookmarkStart w:id="66" w:name="_Toc239081360"/>
       <w:bookmarkEnd w:id="62"/>
       <w:r>
         <w:t>3.4. Kh</w:t>
@@ -33369,7 +33369,7 @@
           <w:noProof/>
         </w:rPr>
         <w:drawing>
-          <wp:inline distT="0" distB="0" distL="0" distR="0" wp14:anchorId="0ECFF55D" wp14:editId="5B04A83B">
+          <wp:inline distT="0" distB="0" distL="0" distR="0" wp14:anchorId="51D63A60" wp14:editId="228A4BA5">
             <wp:extent cx="5334000" cy="8969712"/>
             <wp:effectExtent l="0" t="0" r="0" b="0"/>
             <wp:docPr id="73" name="Picture"/>
@@ -40743,7 +40743,7 @@
         <w:pStyle w:val="Heading2"/>
       </w:pPr>
       <w:bookmarkStart w:id="75" w:name="Xb17945b5d9374e5087c2c96ace1685ff00e2e22"/>
-      <w:bookmarkStart w:id="76" w:name="_Toc239074899"/>
+      <w:bookmarkStart w:id="76" w:name="_Toc239081361"/>
       <w:bookmarkEnd w:id="65"/>
       <w:bookmarkEnd w:id="74"/>
       <w:r>
@@ -42116,7 +42116,7 @@
         <w:pStyle w:val="Heading2"/>
       </w:pPr>
       <w:bookmarkStart w:id="77" w:name="Xfad7df3f963ac0b8ebfe8cf87d7c64fa075f760"/>
-      <w:bookmarkStart w:id="78" w:name="_Toc239074900"/>
+      <w:bookmarkStart w:id="78" w:name="_Toc239081362"/>
       <w:bookmarkEnd w:id="75"/>
       <w:r>
         <w:t>3.6. B</w:t>
@@ -42162,7 +42162,7 @@
           <w:noProof/>
         </w:rPr>
         <w:drawing>
-          <wp:inline distT="0" distB="0" distL="0" distR="0" wp14:anchorId="5CB6C928" wp14:editId="6B4FE8AF">
+          <wp:inline distT="0" distB="0" distL="0" distR="0" wp14:anchorId="2E84B975" wp14:editId="34CB800B">
             <wp:extent cx="5334000" cy="1217839"/>
             <wp:effectExtent l="0" t="0" r="0" b="0"/>
             <wp:docPr id="86" name="Picture"/>
@@ -44940,7 +44940,7 @@
         <w:pStyle w:val="Heading2"/>
       </w:pPr>
       <w:bookmarkStart w:id="80" w:name="X9b5467225f237e4ee44d60f7d236cbdfdaa1e07"/>
-      <w:bookmarkStart w:id="81" w:name="_Toc239074901"/>
+      <w:bookmarkStart w:id="81" w:name="_Toc239081363"/>
       <w:bookmarkEnd w:id="77"/>
       <w:r>
         <w:t xml:space="preserve">3.7. </w:t>
@@ -45060,7 +45060,7 @@
           <w:noProof/>
         </w:rPr>
         <w:drawing>
-          <wp:inline distT="0" distB="0" distL="0" distR="0" wp14:anchorId="739E63A7" wp14:editId="1E61F508">
+          <wp:inline distT="0" distB="0" distL="0" distR="0" wp14:anchorId="7DFBE4DC" wp14:editId="4387B4F9">
             <wp:extent cx="5334000" cy="5953125"/>
             <wp:effectExtent l="0" t="0" r="0" b="0"/>
             <wp:docPr id="91" name="Picture"/>
@@ -46167,7 +46167,7 @@
         <w:pStyle w:val="Heading1"/>
       </w:pPr>
       <w:bookmarkStart w:id="83" w:name="chương-4-thực-nghiệm-và-đánh-giá"/>
-      <w:bookmarkStart w:id="84" w:name="_Toc239074902"/>
+      <w:bookmarkStart w:id="84" w:name="_Toc239081364"/>
       <w:bookmarkEnd w:id="50"/>
       <w:bookmarkEnd w:id="80"/>
       <w:r>
@@ -46192,7 +46192,7 @@
         <w:pStyle w:val="Heading2"/>
       </w:pPr>
       <w:bookmarkStart w:id="85" w:name="X43cb4672f728ce1df4f211c1d18360135f0c40b"/>
-      <w:bookmarkStart w:id="86" w:name="_Toc239074903"/>
+      <w:bookmarkStart w:id="86" w:name="_Toc239081365"/>
       <w:r>
         <w:t>4.1. Môi trư</w:t>
       </w:r>
@@ -47814,7 +47814,7 @@
         <w:pStyle w:val="Heading2"/>
       </w:pPr>
       <w:bookmarkStart w:id="87" w:name="Xe48430b60e6d2b1022368eb4316c1fe9f53411f"/>
-      <w:bookmarkStart w:id="88" w:name="_Toc239074904"/>
+      <w:bookmarkStart w:id="88" w:name="_Toc239081366"/>
       <w:bookmarkEnd w:id="85"/>
       <w:r>
         <w:t>4.2. K</w:t>
@@ -51352,7 +51352,7 @@
         <w:pStyle w:val="Heading2"/>
       </w:pPr>
       <w:bookmarkStart w:id="95" w:name="X09b724f0b907c7f652c2569c27ef1d5728c277c"/>
-      <w:bookmarkStart w:id="96" w:name="_Toc239074905"/>
+      <w:bookmarkStart w:id="96" w:name="_Toc239081367"/>
       <w:bookmarkEnd w:id="87"/>
       <w:bookmarkEnd w:id="93"/>
       <w:r>
@@ -53624,7 +53624,7 @@
           <w:noProof/>
         </w:rPr>
         <w:drawing>
-          <wp:inline distT="0" distB="0" distL="0" distR="0" wp14:anchorId="2F01F505" wp14:editId="792194BC">
+          <wp:inline distT="0" distB="0" distL="0" distR="0" wp14:anchorId="48368169" wp14:editId="6E0F6186">
             <wp:extent cx="5334000" cy="2883855"/>
             <wp:effectExtent l="0" t="0" r="0" b="0"/>
             <wp:docPr id="108" name="Picture"/>
@@ -59730,7 +59730,7 @@
         <w:pStyle w:val="Heading2"/>
       </w:pPr>
       <w:bookmarkStart w:id="106" w:name="X0c205a3fd5474e5e1d380a3735df7543f97f059"/>
-      <w:bookmarkStart w:id="107" w:name="_Toc239074906"/>
+      <w:bookmarkStart w:id="107" w:name="_Toc239081368"/>
       <w:bookmarkEnd w:id="95"/>
       <w:bookmarkEnd w:id="104"/>
       <w:r>
@@ -63122,7 +63122,7 @@
         <w:pStyle w:val="Heading2"/>
       </w:pPr>
       <w:bookmarkStart w:id="113" w:name="X8f4b2c0e55e8764a0677cdfa39e96dbe6822859"/>
-      <w:bookmarkStart w:id="114" w:name="_Toc239074907"/>
+      <w:bookmarkStart w:id="114" w:name="_Toc239081369"/>
       <w:bookmarkEnd w:id="106"/>
       <w:bookmarkEnd w:id="112"/>
       <w:r>
@@ -66268,7 +66268,7 @@
         <w:pStyle w:val="Heading2"/>
       </w:pPr>
       <w:bookmarkStart w:id="120" w:name="X7468ed9f095dd0192ebc5de940dc44b5cd3e099"/>
-      <w:bookmarkStart w:id="121" w:name="_Toc239074908"/>
+      <w:bookmarkStart w:id="121" w:name="_Toc239081370"/>
       <w:bookmarkEnd w:id="113"/>
       <w:bookmarkEnd w:id="118"/>
       <w:r>
@@ -68129,7 +68129,7 @@
           <w:noProof/>
         </w:rPr>
         <w:drawing>
-          <wp:inline distT="0" distB="0" distL="0" distR="0" wp14:anchorId="1853DAEC" wp14:editId="6402557E">
+          <wp:inline distT="0" distB="0" distL="0" distR="0" wp14:anchorId="5F1D3D5A" wp14:editId="7FC78048">
             <wp:extent cx="5334000" cy="3317670"/>
             <wp:effectExtent l="0" t="0" r="0" b="0"/>
             <wp:docPr id="131" name="Picture"/>
@@ -69142,7 +69142,7 @@
         <w:pStyle w:val="Heading2"/>
       </w:pPr>
       <w:bookmarkStart w:id="124" w:name="X88e1c26a6581f7bd1dbdb2c85ae6116c5ba8393"/>
-      <w:bookmarkStart w:id="125" w:name="_Toc239074909"/>
+      <w:bookmarkStart w:id="125" w:name="_Toc239081371"/>
       <w:bookmarkEnd w:id="120"/>
       <w:r>
         <w:t>4.7. Các y</w:t>
@@ -70994,7 +70994,7 @@
         <w:pStyle w:val="Heading1"/>
       </w:pPr>
       <w:bookmarkStart w:id="127" w:name="chương-5-kết-luận-và-hướng-phát-triển"/>
-      <w:bookmarkStart w:id="128" w:name="_Toc239074910"/>
+      <w:bookmarkStart w:id="128" w:name="_Toc239081372"/>
       <w:bookmarkEnd w:id="83"/>
       <w:bookmarkEnd w:id="124"/>
       <w:r>
@@ -71031,7 +71031,7 @@
         <w:pStyle w:val="Heading2"/>
       </w:pPr>
       <w:bookmarkStart w:id="129" w:name="Xcefa088882d41b38c21b7b5b44c738cb5564fbb"/>
-      <w:bookmarkStart w:id="130" w:name="_Toc239074911"/>
+      <w:bookmarkStart w:id="130" w:name="_Toc239081373"/>
       <w:r>
         <w:t>5.1. K</w:t>
       </w:r>
@@ -73761,7 +73761,7 @@
         <w:pStyle w:val="Heading2"/>
       </w:pPr>
       <w:bookmarkStart w:id="132" w:name="Xe79f58ab8ce7b6f148c68a374118dd9eaec1a1c"/>
-      <w:bookmarkStart w:id="133" w:name="_Toc239074912"/>
+      <w:bookmarkStart w:id="133" w:name="_Toc239081374"/>
       <w:bookmarkEnd w:id="129"/>
       <w:r>
         <w:t>5.2. H</w:t>
@@ -75201,7 +75201,7 @@
         <w:pStyle w:val="Heading2"/>
       </w:pPr>
       <w:bookmarkStart w:id="135" w:name="X66db71c9020c40cf46e490c5c37ad244e2b7594"/>
-      <w:bookmarkStart w:id="136" w:name="_Toc239074913"/>
+      <w:bookmarkStart w:id="136" w:name="_Toc239081375"/>
       <w:bookmarkEnd w:id="132"/>
       <w:r>
         <w:t>5.3. Hư</w:t>
@@ -76792,7 +76792,7 @@
         <w:pStyle w:val="Heading2"/>
       </w:pPr>
       <w:bookmarkStart w:id="138" w:name="Xe5a2fe3dfcd4681648271b7ddc344b106e48b3b"/>
-      <w:bookmarkStart w:id="139" w:name="_Toc239074914"/>
+      <w:bookmarkStart w:id="139" w:name="_Toc239081376"/>
       <w:bookmarkEnd w:id="135"/>
       <w:r>
         <w:t>5.4. K</w:t>
@@ -77715,7 +77715,7 @@
         <w:pStyle w:val="Heading1"/>
       </w:pPr>
       <w:bookmarkStart w:id="140" w:name="tài-liệu-tham-khảo"/>
-      <w:bookmarkStart w:id="141" w:name="_Toc239074915"/>
+      <w:bookmarkStart w:id="141" w:name="_Toc239081377"/>
       <w:bookmarkEnd w:id="127"/>
       <w:bookmarkEnd w:id="138"/>
       <w:r>
@@ -78741,7 +78741,7 @@
         <w:pStyle w:val="Heading1"/>
       </w:pPr>
       <w:bookmarkStart w:id="142" w:name="phụ-lục"/>
-      <w:bookmarkStart w:id="143" w:name="_Toc239074916"/>
+      <w:bookmarkStart w:id="143" w:name="_Toc239081378"/>
       <w:bookmarkEnd w:id="140"/>
       <w:r>
         <w:t>PH</w:t>
@@ -78765,7 +78765,7 @@
         <w:pStyle w:val="Heading2"/>
       </w:pPr>
       <w:bookmarkStart w:id="144" w:name="phụ-lục-a-cấu-hình-và-siêu-tham-số"/>
-      <w:bookmarkStart w:id="145" w:name="_Toc239074917"/>
+      <w:bookmarkStart w:id="145" w:name="_Toc239081379"/>
       <w:r>
         <w:t>Ph</w:t>
       </w:r>
@@ -80985,7 +80985,7 @@
         <w:pStyle w:val="Heading2"/>
       </w:pPr>
       <w:bookmarkStart w:id="149" w:name="phụ-lục-b-hướng-dẫn-cài-đặt-và-chạy"/>
-      <w:bookmarkStart w:id="150" w:name="_Toc239074918"/>
+      <w:bookmarkStart w:id="150" w:name="_Toc239081380"/>
       <w:bookmarkEnd w:id="144"/>
       <w:bookmarkEnd w:id="148"/>
       <w:r>
@@ -82559,7 +82559,7 @@
   <w:abstractNum w:abstractNumId="0" w15:restartNumberingAfterBreak="0">
     <w:nsid w:val="0000A990"/>
     <w:multiLevelType w:val="multilevel"/>
-    <w:tmpl w:val="48426E34"/>
+    <w:tmpl w:val="78A499C6"/>
     <w:lvl w:ilvl="0">
       <w:numFmt w:val="bullet"/>
       <w:lvlText w:val=" "/>
@@ -82636,7 +82636,7 @@
   <w:abstractNum w:abstractNumId="1" w15:restartNumberingAfterBreak="0">
     <w:nsid w:val="0000A991"/>
     <w:multiLevelType w:val="multilevel"/>
-    <w:tmpl w:val="46626BF4"/>
+    <w:tmpl w:val="62C0C42A"/>
     <w:lvl w:ilvl="0">
       <w:numFmt w:val="bullet"/>
       <w:lvlText w:val=""/>
@@ -82740,7 +82740,7 @@
   <w:abstractNum w:abstractNumId="2" w15:restartNumberingAfterBreak="0">
     <w:nsid w:val="00A99411"/>
     <w:multiLevelType w:val="multilevel"/>
-    <w:tmpl w:val="1C7E904C"/>
+    <w:tmpl w:val="BD7CC8C2"/>
     <w:lvl w:ilvl="0">
       <w:start w:val="1"/>
       <w:numFmt w:val="decimal"/>
@@ -82823,10 +82823,10 @@
       </w:pPr>
     </w:lvl>
   </w:abstractNum>
-  <w:num w:numId="1" w16cid:durableId="1054813829">
+  <w:num w:numId="1" w16cid:durableId="1473401810">
     <w:abstractNumId w:val="0"/>
   </w:num>
-  <w:num w:numId="2" w16cid:durableId="947354215">
+  <w:num w:numId="2" w16cid:durableId="766077883">
     <w:abstractNumId w:val="2"/>
     <w:lvlOverride w:ilvl="0">
       <w:startOverride w:val="1"/>
@@ -82856,22 +82856,22 @@
       <w:startOverride w:val="1"/>
     </w:lvlOverride>
   </w:num>
-  <w:num w:numId="3" w16cid:durableId="889069540">
+  <w:num w:numId="3" w16cid:durableId="667832096">
     <w:abstractNumId w:val="1"/>
   </w:num>
-  <w:num w:numId="4" w16cid:durableId="990909344">
+  <w:num w:numId="4" w16cid:durableId="979647680">
     <w:abstractNumId w:val="1"/>
   </w:num>
-  <w:num w:numId="5" w16cid:durableId="155387033">
+  <w:num w:numId="5" w16cid:durableId="1299218323">
     <w:abstractNumId w:val="1"/>
   </w:num>
-  <w:num w:numId="6" w16cid:durableId="2059236202">
+  <w:num w:numId="6" w16cid:durableId="1843080822">
     <w:abstractNumId w:val="1"/>
   </w:num>
-  <w:num w:numId="7" w16cid:durableId="666401256">
+  <w:num w:numId="7" w16cid:durableId="389036730">
     <w:abstractNumId w:val="1"/>
   </w:num>
-  <w:num w:numId="8" w16cid:durableId="1561599523">
+  <w:num w:numId="8" w16cid:durableId="869420507">
     <w:abstractNumId w:val="1"/>
   </w:num>
 </w:numbering>
@@ -84096,7 +84096,7 @@
     <w:next w:val="Normal"/>
     <w:autoRedefine/>
     <w:uiPriority w:val="39"/>
-    <w:rsid w:val="003C3388"/>
+    <w:rsid w:val="00136E32"/>
     <w:pPr>
       <w:spacing w:after="100"/>
     </w:pPr>
@@ -84107,7 +84107,7 @@
     <w:next w:val="Normal"/>
     <w:autoRedefine/>
     <w:uiPriority w:val="39"/>
-    <w:rsid w:val="003C3388"/>
+    <w:rsid w:val="00136E32"/>
     <w:pPr>
       <w:spacing w:after="100"/>
       <w:ind w:left="240"/>

--- a/nop/04-do-an-mon-hoc.docx
+++ b/nop/04-do-an-mon-hoc.docx
@@ -148,7 +148,7 @@
         <w:pStyle w:val="Heading1"/>
       </w:pPr>
       <w:bookmarkStart w:id="0" w:name="đồ-án-môn-học"/>
-      <w:bookmarkStart w:id="1" w:name="_Toc239081344"/>
+      <w:bookmarkStart w:id="1" w:name="_Toc239099151"/>
       <w:r>
         <w:t>Đ</w:t>
       </w:r>
@@ -220,7 +220,7 @@
         <w:pStyle w:val="Heading1"/>
       </w:pPr>
       <w:bookmarkStart w:id="4" w:name="Xbe958ce37c6a089ac9bdc99dada4ec5e2c0f7da"/>
-      <w:bookmarkStart w:id="5" w:name="_Toc239081345"/>
+      <w:bookmarkStart w:id="5" w:name="_Toc239099152"/>
       <w:bookmarkEnd w:id="0"/>
       <w:bookmarkEnd w:id="3"/>
       <w:r>
@@ -659,7 +659,7 @@
     </w:p>
     <w:p>
       <w:r>
-        <w:pict w14:anchorId="0CD355AC">
+        <w:pict w14:anchorId="071C9D55">
           <v:rect id="_x0000_i1025" style="width:0;height:1.5pt" o:hralign="center" o:hrstd="t" o:hr="t"/>
         </w:pict>
       </w:r>
@@ -669,7 +669,7 @@
         <w:pStyle w:val="Heading2"/>
       </w:pPr>
       <w:bookmarkStart w:id="6" w:name="mục-lục"/>
-      <w:bookmarkStart w:id="7" w:name="_Toc239081346"/>
+      <w:bookmarkStart w:id="7" w:name="_Toc239099153"/>
       <w:r>
         <w:t>M</w:t>
       </w:r>
@@ -709,7 +709,7 @@
       <w:r>
         <w:fldChar w:fldCharType="separate"/>
       </w:r>
-      <w:hyperlink w:anchor="_Toc239081344" w:history="1">
+      <w:hyperlink w:anchor="_Toc239099151" w:history="1">
         <w:r>
           <w:rPr>
             <w:rStyle w:val="Hyperlink"/>
@@ -736,7 +736,7 @@
             <w:noProof/>
             <w:webHidden/>
           </w:rPr>
-          <w:instrText xml:space="preserve"> PAGEREF _Toc239081344 \h </w:instrText>
+          <w:instrText xml:space="preserve"> PAGEREF _Toc239099151 \h </w:instrText>
         </w:r>
         <w:r>
           <w:rPr>
@@ -780,7 +780,7 @@
           <w14:ligatures w14:val="standardContextual"/>
         </w:rPr>
       </w:pPr>
-      <w:hyperlink w:anchor="_Toc239081345" w:history="1">
+      <w:hyperlink w:anchor="_Toc239099152" w:history="1">
         <w:r>
           <w:rPr>
             <w:rStyle w:val="Hyperlink"/>
@@ -807,7 +807,7 @@
             <w:noProof/>
             <w:webHidden/>
           </w:rPr>
-          <w:instrText xml:space="preserve"> PAGEREF _Toc239081345 \h </w:instrText>
+          <w:instrText xml:space="preserve"> PAGEREF _Toc239099152 \h </w:instrText>
         </w:r>
         <w:r>
           <w:rPr>
@@ -851,7 +851,7 @@
           <w14:ligatures w14:val="standardContextual"/>
         </w:rPr>
       </w:pPr>
-      <w:hyperlink w:anchor="_Toc239081346" w:history="1">
+      <w:hyperlink w:anchor="_Toc239099153" w:history="1">
         <w:r>
           <w:rPr>
             <w:rStyle w:val="Hyperlink"/>
@@ -878,7 +878,7 @@
             <w:noProof/>
             <w:webHidden/>
           </w:rPr>
-          <w:instrText xml:space="preserve"> PAGEREF _Toc239081346 \h </w:instrText>
+          <w:instrText xml:space="preserve"> PAGEREF _Toc239099153 \h </w:instrText>
         </w:r>
         <w:r>
           <w:rPr>
@@ -922,7 +922,7 @@
           <w14:ligatures w14:val="standardContextual"/>
         </w:rPr>
       </w:pPr>
-      <w:hyperlink w:anchor="_Toc239081347" w:history="1">
+      <w:hyperlink w:anchor="_Toc239099154" w:history="1">
         <w:r>
           <w:rPr>
             <w:rStyle w:val="Hyperlink"/>
@@ -949,7 +949,7 @@
             <w:noProof/>
             <w:webHidden/>
           </w:rPr>
-          <w:instrText xml:space="preserve"> PAGEREF _Toc239081347 \h </w:instrText>
+          <w:instrText xml:space="preserve"> PAGEREF _Toc239099154 \h </w:instrText>
         </w:r>
         <w:r>
           <w:rPr>
@@ -993,7 +993,7 @@
           <w14:ligatures w14:val="standardContextual"/>
         </w:rPr>
       </w:pPr>
-      <w:hyperlink w:anchor="_Toc239081348" w:history="1">
+      <w:hyperlink w:anchor="_Toc239099155" w:history="1">
         <w:r>
           <w:rPr>
             <w:rStyle w:val="Hyperlink"/>
@@ -1020,7 +1020,7 @@
             <w:noProof/>
             <w:webHidden/>
           </w:rPr>
-          <w:instrText xml:space="preserve"> PAGEREF _Toc239081348 \h </w:instrText>
+          <w:instrText xml:space="preserve"> PAGEREF _Toc239099155 \h </w:instrText>
         </w:r>
         <w:r>
           <w:rPr>
@@ -1064,7 +1064,7 @@
           <w14:ligatures w14:val="standardContextual"/>
         </w:rPr>
       </w:pPr>
-      <w:hyperlink w:anchor="_Toc239081349" w:history="1">
+      <w:hyperlink w:anchor="_Toc239099156" w:history="1">
         <w:r>
           <w:rPr>
             <w:rStyle w:val="Hyperlink"/>
@@ -1091,7 +1091,7 @@
             <w:noProof/>
             <w:webHidden/>
           </w:rPr>
-          <w:instrText xml:space="preserve"> PAGEREF _Toc239081349 \h </w:instrText>
+          <w:instrText xml:space="preserve"> PAGEREF _Toc239099156 \h </w:instrText>
         </w:r>
         <w:r>
           <w:rPr>
@@ -1135,7 +1135,7 @@
           <w14:ligatures w14:val="standardContextual"/>
         </w:rPr>
       </w:pPr>
-      <w:hyperlink w:anchor="_Toc239081350" w:history="1">
+      <w:hyperlink w:anchor="_Toc239099157" w:history="1">
         <w:r>
           <w:rPr>
             <w:rStyle w:val="Hyperlink"/>
@@ -1162,7 +1162,7 @@
             <w:noProof/>
             <w:webHidden/>
           </w:rPr>
-          <w:instrText xml:space="preserve"> PAGEREF _Toc239081350 \h </w:instrText>
+          <w:instrText xml:space="preserve"> PAGEREF _Toc239099157 \h </w:instrText>
         </w:r>
         <w:r>
           <w:rPr>
@@ -1206,7 +1206,7 @@
           <w14:ligatures w14:val="standardContextual"/>
         </w:rPr>
       </w:pPr>
-      <w:hyperlink w:anchor="_Toc239081351" w:history="1">
+      <w:hyperlink w:anchor="_Toc239099158" w:history="1">
         <w:r>
           <w:rPr>
             <w:rStyle w:val="Hyperlink"/>
@@ -1233,7 +1233,7 @@
             <w:noProof/>
             <w:webHidden/>
           </w:rPr>
-          <w:instrText xml:space="preserve"> PAGEREF _Toc239081351 \h </w:instrText>
+          <w:instrText xml:space="preserve"> PAGEREF _Toc239099158 \h </w:instrText>
         </w:r>
         <w:r>
           <w:rPr>
@@ -1277,7 +1277,7 @@
           <w14:ligatures w14:val="standardContextual"/>
         </w:rPr>
       </w:pPr>
-      <w:hyperlink w:anchor="_Toc239081352" w:history="1">
+      <w:hyperlink w:anchor="_Toc239099159" w:history="1">
         <w:r>
           <w:rPr>
             <w:rStyle w:val="Hyperlink"/>
@@ -1304,7 +1304,7 @@
             <w:noProof/>
             <w:webHidden/>
           </w:rPr>
-          <w:instrText xml:space="preserve"> PAGEREF _Toc239081352 \h </w:instrText>
+          <w:instrText xml:space="preserve"> PAGEREF _Toc239099159 \h </w:instrText>
         </w:r>
         <w:r>
           <w:rPr>
@@ -1348,7 +1348,7 @@
           <w14:ligatures w14:val="standardContextual"/>
         </w:rPr>
       </w:pPr>
-      <w:hyperlink w:anchor="_Toc239081353" w:history="1">
+      <w:hyperlink w:anchor="_Toc239099160" w:history="1">
         <w:r>
           <w:rPr>
             <w:rStyle w:val="Hyperlink"/>
@@ -1375,7 +1375,7 @@
             <w:noProof/>
             <w:webHidden/>
           </w:rPr>
-          <w:instrText xml:space="preserve"> PAGEREF _Toc239081353 \h </w:instrText>
+          <w:instrText xml:space="preserve"> PAGEREF _Toc239099160 \h </w:instrText>
         </w:r>
         <w:r>
           <w:rPr>
@@ -1419,7 +1419,7 @@
           <w14:ligatures w14:val="standardContextual"/>
         </w:rPr>
       </w:pPr>
-      <w:hyperlink w:anchor="_Toc239081354" w:history="1">
+      <w:hyperlink w:anchor="_Toc239099161" w:history="1">
         <w:r>
           <w:rPr>
             <w:rStyle w:val="Hyperlink"/>
@@ -1446,7 +1446,7 @@
             <w:noProof/>
             <w:webHidden/>
           </w:rPr>
-          <w:instrText xml:space="preserve"> PAGEREF _Toc239081354 \h </w:instrText>
+          <w:instrText xml:space="preserve"> PAGEREF _Toc239099161 \h </w:instrText>
         </w:r>
         <w:r>
           <w:rPr>
@@ -1490,7 +1490,7 @@
           <w14:ligatures w14:val="standardContextual"/>
         </w:rPr>
       </w:pPr>
-      <w:hyperlink w:anchor="_Toc239081355" w:history="1">
+      <w:hyperlink w:anchor="_Toc239099162" w:history="1">
         <w:r>
           <w:rPr>
             <w:rStyle w:val="Hyperlink"/>
@@ -1517,7 +1517,7 @@
             <w:noProof/>
             <w:webHidden/>
           </w:rPr>
-          <w:instrText xml:space="preserve"> PAGEREF _Toc239081355 \h </w:instrText>
+          <w:instrText xml:space="preserve"> PAGEREF _Toc239099162 \h </w:instrText>
         </w:r>
         <w:r>
           <w:rPr>
@@ -1561,7 +1561,7 @@
           <w14:ligatures w14:val="standardContextual"/>
         </w:rPr>
       </w:pPr>
-      <w:hyperlink w:anchor="_Toc239081356" w:history="1">
+      <w:hyperlink w:anchor="_Toc239099163" w:history="1">
         <w:r>
           <w:rPr>
             <w:rStyle w:val="Hyperlink"/>
@@ -1588,7 +1588,7 @@
             <w:noProof/>
             <w:webHidden/>
           </w:rPr>
-          <w:instrText xml:space="preserve"> PAGEREF _Toc239081356 \h </w:instrText>
+          <w:instrText xml:space="preserve"> PAGEREF _Toc239099163 \h </w:instrText>
         </w:r>
         <w:r>
           <w:rPr>
@@ -1632,7 +1632,7 @@
           <w14:ligatures w14:val="standardContextual"/>
         </w:rPr>
       </w:pPr>
-      <w:hyperlink w:anchor="_Toc239081357" w:history="1">
+      <w:hyperlink w:anchor="_Toc239099164" w:history="1">
         <w:r>
           <w:rPr>
             <w:rStyle w:val="Hyperlink"/>
@@ -1659,7 +1659,7 @@
             <w:noProof/>
             <w:webHidden/>
           </w:rPr>
-          <w:instrText xml:space="preserve"> PAGEREF _Toc239081357 \h </w:instrText>
+          <w:instrText xml:space="preserve"> PAGEREF _Toc239099164 \h </w:instrText>
         </w:r>
         <w:r>
           <w:rPr>
@@ -1703,7 +1703,7 @@
           <w14:ligatures w14:val="standardContextual"/>
         </w:rPr>
       </w:pPr>
-      <w:hyperlink w:anchor="_Toc239081358" w:history="1">
+      <w:hyperlink w:anchor="_Toc239099165" w:history="1">
         <w:r>
           <w:rPr>
             <w:rStyle w:val="Hyperlink"/>
@@ -1730,7 +1730,7 @@
             <w:noProof/>
             <w:webHidden/>
           </w:rPr>
-          <w:instrText xml:space="preserve"> PAGEREF _Toc239081358 \h </w:instrText>
+          <w:instrText xml:space="preserve"> PAGEREF _Toc239099165 \h </w:instrText>
         </w:r>
         <w:r>
           <w:rPr>
@@ -1774,7 +1774,7 @@
           <w14:ligatures w14:val="standardContextual"/>
         </w:rPr>
       </w:pPr>
-      <w:hyperlink w:anchor="_Toc239081359" w:history="1">
+      <w:hyperlink w:anchor="_Toc239099166" w:history="1">
         <w:r>
           <w:rPr>
             <w:rStyle w:val="Hyperlink"/>
@@ -1801,7 +1801,7 @@
             <w:noProof/>
             <w:webHidden/>
           </w:rPr>
-          <w:instrText xml:space="preserve"> PAGEREF _Toc239081359 \h </w:instrText>
+          <w:instrText xml:space="preserve"> PAGEREF _Toc239099166 \h </w:instrText>
         </w:r>
         <w:r>
           <w:rPr>
@@ -1845,7 +1845,7 @@
           <w14:ligatures w14:val="standardContextual"/>
         </w:rPr>
       </w:pPr>
-      <w:hyperlink w:anchor="_Toc239081360" w:history="1">
+      <w:hyperlink w:anchor="_Toc239099167" w:history="1">
         <w:r>
           <w:rPr>
             <w:rStyle w:val="Hyperlink"/>
@@ -1872,7 +1872,7 @@
             <w:noProof/>
             <w:webHidden/>
           </w:rPr>
-          <w:instrText xml:space="preserve"> PAGEREF _Toc239081360 \h </w:instrText>
+          <w:instrText xml:space="preserve"> PAGEREF _Toc239099167 \h </w:instrText>
         </w:r>
         <w:r>
           <w:rPr>
@@ -1916,7 +1916,7 @@
           <w14:ligatures w14:val="standardContextual"/>
         </w:rPr>
       </w:pPr>
-      <w:hyperlink w:anchor="_Toc239081361" w:history="1">
+      <w:hyperlink w:anchor="_Toc239099168" w:history="1">
         <w:r>
           <w:rPr>
             <w:rStyle w:val="Hyperlink"/>
@@ -1943,7 +1943,7 @@
             <w:noProof/>
             <w:webHidden/>
           </w:rPr>
-          <w:instrText xml:space="preserve"> PAGEREF _Toc239081361 \h </w:instrText>
+          <w:instrText xml:space="preserve"> PAGEREF _Toc239099168 \h </w:instrText>
         </w:r>
         <w:r>
           <w:rPr>
@@ -1987,7 +1987,7 @@
           <w14:ligatures w14:val="standardContextual"/>
         </w:rPr>
       </w:pPr>
-      <w:hyperlink w:anchor="_Toc239081362" w:history="1">
+      <w:hyperlink w:anchor="_Toc239099169" w:history="1">
         <w:r>
           <w:rPr>
             <w:rStyle w:val="Hyperlink"/>
@@ -2014,7 +2014,7 @@
             <w:noProof/>
             <w:webHidden/>
           </w:rPr>
-          <w:instrText xml:space="preserve"> PAGEREF _Toc239081362 \h </w:instrText>
+          <w:instrText xml:space="preserve"> PAGEREF _Toc239099169 \h </w:instrText>
         </w:r>
         <w:r>
           <w:rPr>
@@ -2058,7 +2058,7 @@
           <w14:ligatures w14:val="standardContextual"/>
         </w:rPr>
       </w:pPr>
-      <w:hyperlink w:anchor="_Toc239081363" w:history="1">
+      <w:hyperlink w:anchor="_Toc239099170" w:history="1">
         <w:r>
           <w:rPr>
             <w:rStyle w:val="Hyperlink"/>
@@ -2085,7 +2085,7 @@
             <w:noProof/>
             <w:webHidden/>
           </w:rPr>
-          <w:instrText xml:space="preserve"> PAGEREF _Toc239081363 \h </w:instrText>
+          <w:instrText xml:space="preserve"> PAGEREF _Toc239099170 \h </w:instrText>
         </w:r>
         <w:r>
           <w:rPr>
@@ -2129,7 +2129,7 @@
           <w14:ligatures w14:val="standardContextual"/>
         </w:rPr>
       </w:pPr>
-      <w:hyperlink w:anchor="_Toc239081364" w:history="1">
+      <w:hyperlink w:anchor="_Toc239099171" w:history="1">
         <w:r>
           <w:rPr>
             <w:rStyle w:val="Hyperlink"/>
@@ -2156,7 +2156,7 @@
             <w:noProof/>
             <w:webHidden/>
           </w:rPr>
-          <w:instrText xml:space="preserve"> PAGEREF _Toc239081364 \h </w:instrText>
+          <w:instrText xml:space="preserve"> PAGEREF _Toc239099171 \h </w:instrText>
         </w:r>
         <w:r>
           <w:rPr>
@@ -2200,7 +2200,7 @@
           <w14:ligatures w14:val="standardContextual"/>
         </w:rPr>
       </w:pPr>
-      <w:hyperlink w:anchor="_Toc239081365" w:history="1">
+      <w:hyperlink w:anchor="_Toc239099172" w:history="1">
         <w:r>
           <w:rPr>
             <w:rStyle w:val="Hyperlink"/>
@@ -2227,7 +2227,7 @@
             <w:noProof/>
             <w:webHidden/>
           </w:rPr>
-          <w:instrText xml:space="preserve"> PAGEREF _Toc239081365 \h </w:instrText>
+          <w:instrText xml:space="preserve"> PAGEREF _Toc239099172 \h </w:instrText>
         </w:r>
         <w:r>
           <w:rPr>
@@ -2271,7 +2271,7 @@
           <w14:ligatures w14:val="standardContextual"/>
         </w:rPr>
       </w:pPr>
-      <w:hyperlink w:anchor="_Toc239081366" w:history="1">
+      <w:hyperlink w:anchor="_Toc239099173" w:history="1">
         <w:r>
           <w:rPr>
             <w:rStyle w:val="Hyperlink"/>
@@ -2298,7 +2298,7 @@
             <w:noProof/>
             <w:webHidden/>
           </w:rPr>
-          <w:instrText xml:space="preserve"> PAGEREF _Toc239081366 \h </w:instrText>
+          <w:instrText xml:space="preserve"> PAGEREF _Toc239099173 \h </w:instrText>
         </w:r>
         <w:r>
           <w:rPr>
@@ -2342,7 +2342,7 @@
           <w14:ligatures w14:val="standardContextual"/>
         </w:rPr>
       </w:pPr>
-      <w:hyperlink w:anchor="_Toc239081367" w:history="1">
+      <w:hyperlink w:anchor="_Toc239099174" w:history="1">
         <w:r>
           <w:rPr>
             <w:rStyle w:val="Hyperlink"/>
@@ -2369,7 +2369,7 @@
             <w:noProof/>
             <w:webHidden/>
           </w:rPr>
-          <w:instrText xml:space="preserve"> PAGEREF _Toc239081367 \h </w:instrText>
+          <w:instrText xml:space="preserve"> PAGEREF _Toc239099174 \h </w:instrText>
         </w:r>
         <w:r>
           <w:rPr>
@@ -2413,7 +2413,7 @@
           <w14:ligatures w14:val="standardContextual"/>
         </w:rPr>
       </w:pPr>
-      <w:hyperlink w:anchor="_Toc239081368" w:history="1">
+      <w:hyperlink w:anchor="_Toc239099175" w:history="1">
         <w:r>
           <w:rPr>
             <w:rStyle w:val="Hyperlink"/>
@@ -2440,7 +2440,7 @@
             <w:noProof/>
             <w:webHidden/>
           </w:rPr>
-          <w:instrText xml:space="preserve"> PAGEREF _Toc239081368 \h </w:instrText>
+          <w:instrText xml:space="preserve"> PAGEREF _Toc239099175 \h </w:instrText>
         </w:r>
         <w:r>
           <w:rPr>
@@ -2484,7 +2484,7 @@
           <w14:ligatures w14:val="standardContextual"/>
         </w:rPr>
       </w:pPr>
-      <w:hyperlink w:anchor="_Toc239081369" w:history="1">
+      <w:hyperlink w:anchor="_Toc239099176" w:history="1">
         <w:r>
           <w:rPr>
             <w:rStyle w:val="Hyperlink"/>
@@ -2511,7 +2511,7 @@
             <w:noProof/>
             <w:webHidden/>
           </w:rPr>
-          <w:instrText xml:space="preserve"> PAGEREF _Toc239081369 \h </w:instrText>
+          <w:instrText xml:space="preserve"> PAGEREF _Toc239099176 \h </w:instrText>
         </w:r>
         <w:r>
           <w:rPr>
@@ -2555,7 +2555,7 @@
           <w14:ligatures w14:val="standardContextual"/>
         </w:rPr>
       </w:pPr>
-      <w:hyperlink w:anchor="_Toc239081370" w:history="1">
+      <w:hyperlink w:anchor="_Toc239099177" w:history="1">
         <w:r>
           <w:rPr>
             <w:rStyle w:val="Hyperlink"/>
@@ -2582,7 +2582,7 @@
             <w:noProof/>
             <w:webHidden/>
           </w:rPr>
-          <w:instrText xml:space="preserve"> PAGEREF _Toc239081370 \h </w:instrText>
+          <w:instrText xml:space="preserve"> PAGEREF _Toc239099177 \h </w:instrText>
         </w:r>
         <w:r>
           <w:rPr>
@@ -2626,7 +2626,7 @@
           <w14:ligatures w14:val="standardContextual"/>
         </w:rPr>
       </w:pPr>
-      <w:hyperlink w:anchor="_Toc239081371" w:history="1">
+      <w:hyperlink w:anchor="_Toc239099178" w:history="1">
         <w:r>
           <w:rPr>
             <w:rStyle w:val="Hyperlink"/>
@@ -2653,7 +2653,7 @@
             <w:noProof/>
             <w:webHidden/>
           </w:rPr>
-          <w:instrText xml:space="preserve"> PAGEREF _Toc239081371 \h </w:instrText>
+          <w:instrText xml:space="preserve"> PAGEREF _Toc239099178 \h </w:instrText>
         </w:r>
         <w:r>
           <w:rPr>
@@ -2697,7 +2697,7 @@
           <w14:ligatures w14:val="standardContextual"/>
         </w:rPr>
       </w:pPr>
-      <w:hyperlink w:anchor="_Toc239081372" w:history="1">
+      <w:hyperlink w:anchor="_Toc239099179" w:history="1">
         <w:r>
           <w:rPr>
             <w:rStyle w:val="Hyperlink"/>
@@ -2724,7 +2724,7 @@
             <w:noProof/>
             <w:webHidden/>
           </w:rPr>
-          <w:instrText xml:space="preserve"> PAGEREF _Toc239081372 \h </w:instrText>
+          <w:instrText xml:space="preserve"> PAGEREF _Toc239099179 \h </w:instrText>
         </w:r>
         <w:r>
           <w:rPr>
@@ -2768,7 +2768,7 @@
           <w14:ligatures w14:val="standardContextual"/>
         </w:rPr>
       </w:pPr>
-      <w:hyperlink w:anchor="_Toc239081373" w:history="1">
+      <w:hyperlink w:anchor="_Toc239099180" w:history="1">
         <w:r>
           <w:rPr>
             <w:rStyle w:val="Hyperlink"/>
@@ -2795,7 +2795,7 @@
             <w:noProof/>
             <w:webHidden/>
           </w:rPr>
-          <w:instrText xml:space="preserve"> PAGEREF _Toc239081373 \h </w:instrText>
+          <w:instrText xml:space="preserve"> PAGEREF _Toc239099180 \h </w:instrText>
         </w:r>
         <w:r>
           <w:rPr>
@@ -2839,7 +2839,7 @@
           <w14:ligatures w14:val="standardContextual"/>
         </w:rPr>
       </w:pPr>
-      <w:hyperlink w:anchor="_Toc239081374" w:history="1">
+      <w:hyperlink w:anchor="_Toc239099181" w:history="1">
         <w:r>
           <w:rPr>
             <w:rStyle w:val="Hyperlink"/>
@@ -2866,7 +2866,7 @@
             <w:noProof/>
             <w:webHidden/>
           </w:rPr>
-          <w:instrText xml:space="preserve"> PAGEREF _Toc239081374 \h </w:instrText>
+          <w:instrText xml:space="preserve"> PAGEREF _Toc239099181 \h </w:instrText>
         </w:r>
         <w:r>
           <w:rPr>
@@ -2910,7 +2910,7 @@
           <w14:ligatures w14:val="standardContextual"/>
         </w:rPr>
       </w:pPr>
-      <w:hyperlink w:anchor="_Toc239081375" w:history="1">
+      <w:hyperlink w:anchor="_Toc239099182" w:history="1">
         <w:r>
           <w:rPr>
             <w:rStyle w:val="Hyperlink"/>
@@ -2937,7 +2937,7 @@
             <w:noProof/>
             <w:webHidden/>
           </w:rPr>
-          <w:instrText xml:space="preserve"> PAGEREF _Toc239081375 \h </w:instrText>
+          <w:instrText xml:space="preserve"> PAGEREF _Toc239099182 \h </w:instrText>
         </w:r>
         <w:r>
           <w:rPr>
@@ -2981,7 +2981,7 @@
           <w14:ligatures w14:val="standardContextual"/>
         </w:rPr>
       </w:pPr>
-      <w:hyperlink w:anchor="_Toc239081376" w:history="1">
+      <w:hyperlink w:anchor="_Toc239099183" w:history="1">
         <w:r>
           <w:rPr>
             <w:rStyle w:val="Hyperlink"/>
@@ -3008,7 +3008,7 @@
             <w:noProof/>
             <w:webHidden/>
           </w:rPr>
-          <w:instrText xml:space="preserve"> PAGEREF _Toc239081376 \h </w:instrText>
+          <w:instrText xml:space="preserve"> PAGEREF _Toc239099183 \h </w:instrText>
         </w:r>
         <w:r>
           <w:rPr>
@@ -3052,7 +3052,7 @@
           <w14:ligatures w14:val="standardContextual"/>
         </w:rPr>
       </w:pPr>
-      <w:hyperlink w:anchor="_Toc239081377" w:history="1">
+      <w:hyperlink w:anchor="_Toc239099184" w:history="1">
         <w:r>
           <w:rPr>
             <w:rStyle w:val="Hyperlink"/>
@@ -3079,7 +3079,7 @@
             <w:noProof/>
             <w:webHidden/>
           </w:rPr>
-          <w:instrText xml:space="preserve"> PAGEREF _Toc239081377 \h </w:instrText>
+          <w:instrText xml:space="preserve"> PAGEREF _Toc239099184 \h </w:instrText>
         </w:r>
         <w:r>
           <w:rPr>
@@ -3123,7 +3123,7 @@
           <w14:ligatures w14:val="standardContextual"/>
         </w:rPr>
       </w:pPr>
-      <w:hyperlink w:anchor="_Toc239081378" w:history="1">
+      <w:hyperlink w:anchor="_Toc239099185" w:history="1">
         <w:r>
           <w:rPr>
             <w:rStyle w:val="Hyperlink"/>
@@ -3150,7 +3150,7 @@
             <w:noProof/>
             <w:webHidden/>
           </w:rPr>
-          <w:instrText xml:space="preserve"> PAGEREF _Toc239081378 \h </w:instrText>
+          <w:instrText xml:space="preserve"> PAGEREF _Toc239099185 \h </w:instrText>
         </w:r>
         <w:r>
           <w:rPr>
@@ -3194,7 +3194,7 @@
           <w14:ligatures w14:val="standardContextual"/>
         </w:rPr>
       </w:pPr>
-      <w:hyperlink w:anchor="_Toc239081379" w:history="1">
+      <w:hyperlink w:anchor="_Toc239099186" w:history="1">
         <w:r>
           <w:rPr>
             <w:rStyle w:val="Hyperlink"/>
@@ -3221,7 +3221,7 @@
             <w:noProof/>
             <w:webHidden/>
           </w:rPr>
-          <w:instrText xml:space="preserve"> PAGEREF _Toc239081379 \h </w:instrText>
+          <w:instrText xml:space="preserve"> PAGEREF _Toc239099186 \h </w:instrText>
         </w:r>
         <w:r>
           <w:rPr>
@@ -3265,7 +3265,7 @@
           <w14:ligatures w14:val="standardContextual"/>
         </w:rPr>
       </w:pPr>
-      <w:hyperlink w:anchor="_Toc239081380" w:history="1">
+      <w:hyperlink w:anchor="_Toc239099187" w:history="1">
         <w:r>
           <w:rPr>
             <w:rStyle w:val="Hyperlink"/>
@@ -3292,7 +3292,7 @@
             <w:noProof/>
             <w:webHidden/>
           </w:rPr>
-          <w:instrText xml:space="preserve"> PAGEREF _Toc239081380 \h </w:instrText>
+          <w:instrText xml:space="preserve"> PAGEREF _Toc239099187 \h </w:instrText>
         </w:r>
         <w:r>
           <w:rPr>
@@ -3338,7 +3338,7 @@
         <w:pStyle w:val="Heading1"/>
       </w:pPr>
       <w:bookmarkStart w:id="8" w:name="chương-1-giới-thiệu"/>
-      <w:bookmarkStart w:id="9" w:name="_Toc239081347"/>
+      <w:bookmarkStart w:id="9" w:name="_Toc239099154"/>
       <w:bookmarkEnd w:id="4"/>
       <w:bookmarkEnd w:id="6"/>
       <w:r>
@@ -3363,7 +3363,7 @@
         <w:pStyle w:val="Heading2"/>
       </w:pPr>
       <w:bookmarkStart w:id="10" w:name="X7d99df2d9d0c5141050eb9941026463f4c8ea2b"/>
-      <w:bookmarkStart w:id="11" w:name="_Toc239081348"/>
+      <w:bookmarkStart w:id="11" w:name="_Toc239099155"/>
       <w:r>
         <w:t>1.1. Đ</w:t>
       </w:r>
@@ -5213,7 +5213,7 @@
         <w:pStyle w:val="Heading2"/>
       </w:pPr>
       <w:bookmarkStart w:id="12" w:name="X60021b7b958505251ec70bd32e2bac9f8a0361c"/>
-      <w:bookmarkStart w:id="13" w:name="_Toc239081349"/>
+      <w:bookmarkStart w:id="13" w:name="_Toc239099156"/>
       <w:bookmarkEnd w:id="10"/>
       <w:r>
         <w:t>1.2. M</w:t>
@@ -7159,7 +7159,7 @@
         <w:pStyle w:val="Heading2"/>
       </w:pPr>
       <w:bookmarkStart w:id="17" w:name="X03724c88a1b7da9b434cf0a8db5356690a4bb71"/>
-      <w:bookmarkStart w:id="18" w:name="_Toc239081350"/>
+      <w:bookmarkStart w:id="18" w:name="_Toc239099157"/>
       <w:bookmarkEnd w:id="12"/>
       <w:bookmarkEnd w:id="16"/>
       <w:r>
@@ -8964,7 +8964,7 @@
         <w:pStyle w:val="Heading1"/>
       </w:pPr>
       <w:bookmarkStart w:id="20" w:name="chương-2-cơ-sở-lý-thuyết"/>
-      <w:bookmarkStart w:id="21" w:name="_Toc239081351"/>
+      <w:bookmarkStart w:id="21" w:name="_Toc239099158"/>
       <w:bookmarkEnd w:id="8"/>
       <w:bookmarkEnd w:id="17"/>
       <w:r>
@@ -9261,7 +9261,7 @@
         <w:pStyle w:val="Heading2"/>
       </w:pPr>
       <w:bookmarkStart w:id="22" w:name="X2256001523e16d112c59df938522f140b8b988e"/>
-      <w:bookmarkStart w:id="23" w:name="_Toc239081352"/>
+      <w:bookmarkStart w:id="23" w:name="_Toc239099159"/>
       <w:r>
         <w:t>2.1. Quy chu</w:t>
       </w:r>
@@ -13940,7 +13940,7 @@
         <w:pStyle w:val="Heading2"/>
       </w:pPr>
       <w:bookmarkStart w:id="30" w:name="Xb21b4f0690a73e92e2a35192cb39315a0956521"/>
-      <w:bookmarkStart w:id="31" w:name="_Toc239081353"/>
+      <w:bookmarkStart w:id="31" w:name="_Toc239099160"/>
       <w:bookmarkEnd w:id="22"/>
       <w:bookmarkEnd w:id="28"/>
       <w:r>
@@ -19180,7 +19180,7 @@
         <w:pStyle w:val="Heading2"/>
       </w:pPr>
       <w:bookmarkStart w:id="38" w:name="X8ff52f1334e3f0e382caf7ffa1b7096a981291c"/>
-      <w:bookmarkStart w:id="39" w:name="_Toc239081354"/>
+      <w:bookmarkStart w:id="39" w:name="_Toc239099161"/>
       <w:bookmarkEnd w:id="30"/>
       <w:bookmarkEnd w:id="37"/>
       <w:r>
@@ -19459,7 +19459,7 @@
           <w:noProof/>
         </w:rPr>
         <w:drawing>
-          <wp:inline distT="0" distB="0" distL="0" distR="0" wp14:anchorId="228A59C3" wp14:editId="30A2631C">
+          <wp:inline distT="0" distB="0" distL="0" distR="0" wp14:anchorId="6FCC8B43" wp14:editId="15076AD3">
             <wp:extent cx="5334000" cy="1435553"/>
             <wp:effectExtent l="0" t="0" r="0" b="0"/>
             <wp:docPr id="37" name="Picture"/>
@@ -20921,7 +20921,7 @@
         <w:pStyle w:val="Heading2"/>
       </w:pPr>
       <w:bookmarkStart w:id="43" w:name="X1a77f36e16d4ad267b00eabe7cf793e1dbe08e9"/>
-      <w:bookmarkStart w:id="44" w:name="_Toc239081355"/>
+      <w:bookmarkStart w:id="44" w:name="_Toc239099162"/>
       <w:bookmarkEnd w:id="38"/>
       <w:bookmarkEnd w:id="42"/>
       <w:r>
@@ -22091,7 +22091,7 @@
           <w:noProof/>
         </w:rPr>
         <w:drawing>
-          <wp:inline distT="0" distB="0" distL="0" distR="0" wp14:anchorId="60C0F7C5" wp14:editId="65EE2F29">
+          <wp:inline distT="0" distB="0" distL="0" distR="0" wp14:anchorId="5899E044" wp14:editId="223D72B6">
             <wp:extent cx="5334000" cy="2884362"/>
             <wp:effectExtent l="0" t="0" r="0" b="0"/>
             <wp:docPr id="44" name="Picture"/>
@@ -22357,7 +22357,7 @@
           <w:noProof/>
         </w:rPr>
         <w:drawing>
-          <wp:inline distT="0" distB="0" distL="0" distR="0" wp14:anchorId="7D9415A0" wp14:editId="350EA43F">
+          <wp:inline distT="0" distB="0" distL="0" distR="0" wp14:anchorId="2A667A13" wp14:editId="3865E918">
             <wp:extent cx="5334000" cy="632732"/>
             <wp:effectExtent l="0" t="0" r="0" b="0"/>
             <wp:docPr id="49" name="Picture"/>
@@ -24260,7 +24260,7 @@
         <w:pStyle w:val="Heading1"/>
       </w:pPr>
       <w:bookmarkStart w:id="50" w:name="chương-3-thiết-kế-và-cài-đặt"/>
-      <w:bookmarkStart w:id="51" w:name="_Toc239081356"/>
+      <w:bookmarkStart w:id="51" w:name="_Toc239099163"/>
       <w:bookmarkEnd w:id="20"/>
       <w:bookmarkEnd w:id="43"/>
       <w:bookmarkEnd w:id="49"/>
@@ -24292,7 +24292,7 @@
         <w:pStyle w:val="Heading2"/>
       </w:pPr>
       <w:bookmarkStart w:id="52" w:name="X21a22cc9b66dca004f2960f37df13c53a04e97b"/>
-      <w:bookmarkStart w:id="53" w:name="_Toc239081357"/>
+      <w:bookmarkStart w:id="53" w:name="_Toc239099164"/>
       <w:r>
         <w:t>3.1. Ki</w:t>
       </w:r>
@@ -24384,7 +24384,7 @@
           <w:noProof/>
         </w:rPr>
         <w:drawing>
-          <wp:inline distT="0" distB="0" distL="0" distR="0" wp14:anchorId="0DBFC7F3" wp14:editId="11667E8F">
+          <wp:inline distT="0" distB="0" distL="0" distR="0" wp14:anchorId="38AC0E6B" wp14:editId="3BB1EA66">
             <wp:extent cx="5334000" cy="401410"/>
             <wp:effectExtent l="0" t="0" r="0" b="0"/>
             <wp:docPr id="57" name="Picture"/>
@@ -26053,7 +26053,7 @@
         <w:pStyle w:val="Heading2"/>
       </w:pPr>
       <w:bookmarkStart w:id="55" w:name="X1f307d8f8c73bce8db8683c986faea6c8ea66a3"/>
-      <w:bookmarkStart w:id="56" w:name="_Toc239081358"/>
+      <w:bookmarkStart w:id="56" w:name="_Toc239099165"/>
       <w:bookmarkEnd w:id="52"/>
       <w:r>
         <w:t>3.2. Xây d</w:t>
@@ -26120,7 +26120,7 @@
           <w:noProof/>
         </w:rPr>
         <w:drawing>
-          <wp:inline distT="0" distB="0" distL="0" distR="0" wp14:anchorId="24120027" wp14:editId="619CA797">
+          <wp:inline distT="0" distB="0" distL="0" distR="0" wp14:anchorId="337A287E" wp14:editId="707030A7">
             <wp:extent cx="5334000" cy="802821"/>
             <wp:effectExtent l="0" t="0" r="0" b="0"/>
             <wp:docPr id="62" name="Picture"/>
@@ -30232,7 +30232,7 @@
         <w:pStyle w:val="Heading2"/>
       </w:pPr>
       <w:bookmarkStart w:id="62" w:name="X6a397cb1739f1ec0a8c9714808f79a5ce1fbf6f"/>
-      <w:bookmarkStart w:id="63" w:name="_Toc239081359"/>
+      <w:bookmarkStart w:id="63" w:name="_Toc239099166"/>
       <w:bookmarkEnd w:id="55"/>
       <w:bookmarkEnd w:id="61"/>
       <w:r>
@@ -31798,7 +31798,7 @@
         <w:pStyle w:val="Heading2"/>
       </w:pPr>
       <w:bookmarkStart w:id="65" w:name="X9c2c9b365086d10c999a46e4942f14d73b6baa5"/>
-      <w:bookmarkStart w:id="66" w:name="_Toc239081360"/>
+      <w:bookmarkStart w:id="66" w:name="_Toc239099167"/>
       <w:bookmarkEnd w:id="62"/>
       <w:r>
         <w:t>3.4. Kh</w:t>
@@ -33369,7 +33369,7 @@
           <w:noProof/>
         </w:rPr>
         <w:drawing>
-          <wp:inline distT="0" distB="0" distL="0" distR="0" wp14:anchorId="51D63A60" wp14:editId="228A4BA5">
+          <wp:inline distT="0" distB="0" distL="0" distR="0" wp14:anchorId="1B07706E" wp14:editId="0770E5E2">
             <wp:extent cx="5334000" cy="8969712"/>
             <wp:effectExtent l="0" t="0" r="0" b="0"/>
             <wp:docPr id="73" name="Picture"/>
@@ -40743,7 +40743,7 @@
         <w:pStyle w:val="Heading2"/>
       </w:pPr>
       <w:bookmarkStart w:id="75" w:name="Xb17945b5d9374e5087c2c96ace1685ff00e2e22"/>
-      <w:bookmarkStart w:id="76" w:name="_Toc239081361"/>
+      <w:bookmarkStart w:id="76" w:name="_Toc239099168"/>
       <w:bookmarkEnd w:id="65"/>
       <w:bookmarkEnd w:id="74"/>
       <w:r>
@@ -42116,7 +42116,7 @@
         <w:pStyle w:val="Heading2"/>
       </w:pPr>
       <w:bookmarkStart w:id="77" w:name="Xfad7df3f963ac0b8ebfe8cf87d7c64fa075f760"/>
-      <w:bookmarkStart w:id="78" w:name="_Toc239081362"/>
+      <w:bookmarkStart w:id="78" w:name="_Toc239099169"/>
       <w:bookmarkEnd w:id="75"/>
       <w:r>
         <w:t>3.6. B</w:t>
@@ -42162,7 +42162,7 @@
           <w:noProof/>
         </w:rPr>
         <w:drawing>
-          <wp:inline distT="0" distB="0" distL="0" distR="0" wp14:anchorId="2E84B975" wp14:editId="34CB800B">
+          <wp:inline distT="0" distB="0" distL="0" distR="0" wp14:anchorId="112FD23E" wp14:editId="72A13E68">
             <wp:extent cx="5334000" cy="1217839"/>
             <wp:effectExtent l="0" t="0" r="0" b="0"/>
             <wp:docPr id="86" name="Picture"/>
@@ -44940,7 +44940,7 @@
         <w:pStyle w:val="Heading2"/>
       </w:pPr>
       <w:bookmarkStart w:id="80" w:name="X9b5467225f237e4ee44d60f7d236cbdfdaa1e07"/>
-      <w:bookmarkStart w:id="81" w:name="_Toc239081363"/>
+      <w:bookmarkStart w:id="81" w:name="_Toc239099170"/>
       <w:bookmarkEnd w:id="77"/>
       <w:r>
         <w:t xml:space="preserve">3.7. </w:t>
@@ -45060,7 +45060,7 @@
           <w:noProof/>
         </w:rPr>
         <w:drawing>
-          <wp:inline distT="0" distB="0" distL="0" distR="0" wp14:anchorId="7DFBE4DC" wp14:editId="4387B4F9">
+          <wp:inline distT="0" distB="0" distL="0" distR="0" wp14:anchorId="2EE40A3A" wp14:editId="7D692304">
             <wp:extent cx="5334000" cy="5953125"/>
             <wp:effectExtent l="0" t="0" r="0" b="0"/>
             <wp:docPr id="91" name="Picture"/>
@@ -46167,7 +46167,7 @@
         <w:pStyle w:val="Heading1"/>
       </w:pPr>
       <w:bookmarkStart w:id="83" w:name="chương-4-thực-nghiệm-và-đánh-giá"/>
-      <w:bookmarkStart w:id="84" w:name="_Toc239081364"/>
+      <w:bookmarkStart w:id="84" w:name="_Toc239099171"/>
       <w:bookmarkEnd w:id="50"/>
       <w:bookmarkEnd w:id="80"/>
       <w:r>
@@ -46192,7 +46192,7 @@
         <w:pStyle w:val="Heading2"/>
       </w:pPr>
       <w:bookmarkStart w:id="85" w:name="X43cb4672f728ce1df4f211c1d18360135f0c40b"/>
-      <w:bookmarkStart w:id="86" w:name="_Toc239081365"/>
+      <w:bookmarkStart w:id="86" w:name="_Toc239099172"/>
       <w:r>
         <w:t>4.1. Môi trư</w:t>
       </w:r>
@@ -47814,7 +47814,7 @@
         <w:pStyle w:val="Heading2"/>
       </w:pPr>
       <w:bookmarkStart w:id="87" w:name="Xe48430b60e6d2b1022368eb4316c1fe9f53411f"/>
-      <w:bookmarkStart w:id="88" w:name="_Toc239081366"/>
+      <w:bookmarkStart w:id="88" w:name="_Toc239099173"/>
       <w:bookmarkEnd w:id="85"/>
       <w:r>
         <w:t>4.2. K</w:t>
@@ -51352,7 +51352,7 @@
         <w:pStyle w:val="Heading2"/>
       </w:pPr>
       <w:bookmarkStart w:id="95" w:name="X09b724f0b907c7f652c2569c27ef1d5728c277c"/>
-      <w:bookmarkStart w:id="96" w:name="_Toc239081367"/>
+      <w:bookmarkStart w:id="96" w:name="_Toc239099174"/>
       <w:bookmarkEnd w:id="87"/>
       <w:bookmarkEnd w:id="93"/>
       <w:r>
@@ -53624,7 +53624,7 @@
           <w:noProof/>
         </w:rPr>
         <w:drawing>
-          <wp:inline distT="0" distB="0" distL="0" distR="0" wp14:anchorId="48368169" wp14:editId="6E0F6186">
+          <wp:inline distT="0" distB="0" distL="0" distR="0" wp14:anchorId="45714963" wp14:editId="26193B66">
             <wp:extent cx="5334000" cy="2883855"/>
             <wp:effectExtent l="0" t="0" r="0" b="0"/>
             <wp:docPr id="108" name="Picture"/>
@@ -59730,7 +59730,7 @@
         <w:pStyle w:val="Heading2"/>
       </w:pPr>
       <w:bookmarkStart w:id="106" w:name="X0c205a3fd5474e5e1d380a3735df7543f97f059"/>
-      <w:bookmarkStart w:id="107" w:name="_Toc239081368"/>
+      <w:bookmarkStart w:id="107" w:name="_Toc239099175"/>
       <w:bookmarkEnd w:id="95"/>
       <w:bookmarkEnd w:id="104"/>
       <w:r>
@@ -63122,7 +63122,7 @@
         <w:pStyle w:val="Heading2"/>
       </w:pPr>
       <w:bookmarkStart w:id="113" w:name="X8f4b2c0e55e8764a0677cdfa39e96dbe6822859"/>
-      <w:bookmarkStart w:id="114" w:name="_Toc239081369"/>
+      <w:bookmarkStart w:id="114" w:name="_Toc239099176"/>
       <w:bookmarkEnd w:id="106"/>
       <w:bookmarkEnd w:id="112"/>
       <w:r>
@@ -66268,7 +66268,7 @@
         <w:pStyle w:val="Heading2"/>
       </w:pPr>
       <w:bookmarkStart w:id="120" w:name="X7468ed9f095dd0192ebc5de940dc44b5cd3e099"/>
-      <w:bookmarkStart w:id="121" w:name="_Toc239081370"/>
+      <w:bookmarkStart w:id="121" w:name="_Toc239099177"/>
       <w:bookmarkEnd w:id="113"/>
       <w:bookmarkEnd w:id="118"/>
       <w:r>
@@ -68129,7 +68129,7 @@
           <w:noProof/>
         </w:rPr>
         <w:drawing>
-          <wp:inline distT="0" distB="0" distL="0" distR="0" wp14:anchorId="5F1D3D5A" wp14:editId="7FC78048">
+          <wp:inline distT="0" distB="0" distL="0" distR="0" wp14:anchorId="31088921" wp14:editId="2F817EFF">
             <wp:extent cx="5334000" cy="3317670"/>
             <wp:effectExtent l="0" t="0" r="0" b="0"/>
             <wp:docPr id="131" name="Picture"/>
@@ -69142,7 +69142,7 @@
         <w:pStyle w:val="Heading2"/>
       </w:pPr>
       <w:bookmarkStart w:id="124" w:name="X88e1c26a6581f7bd1dbdb2c85ae6116c5ba8393"/>
-      <w:bookmarkStart w:id="125" w:name="_Toc239081371"/>
+      <w:bookmarkStart w:id="125" w:name="_Toc239099178"/>
       <w:bookmarkEnd w:id="120"/>
       <w:r>
         <w:t>4.7. Các y</w:t>
@@ -70994,7 +70994,7 @@
         <w:pStyle w:val="Heading1"/>
       </w:pPr>
       <w:bookmarkStart w:id="127" w:name="chương-5-kết-luận-và-hướng-phát-triển"/>
-      <w:bookmarkStart w:id="128" w:name="_Toc239081372"/>
+      <w:bookmarkStart w:id="128" w:name="_Toc239099179"/>
       <w:bookmarkEnd w:id="83"/>
       <w:bookmarkEnd w:id="124"/>
       <w:r>
@@ -71031,7 +71031,7 @@
         <w:pStyle w:val="Heading2"/>
       </w:pPr>
       <w:bookmarkStart w:id="129" w:name="Xcefa088882d41b38c21b7b5b44c738cb5564fbb"/>
-      <w:bookmarkStart w:id="130" w:name="_Toc239081373"/>
+      <w:bookmarkStart w:id="130" w:name="_Toc239099180"/>
       <w:r>
         <w:t>5.1. K</w:t>
       </w:r>
@@ -73761,7 +73761,7 @@
         <w:pStyle w:val="Heading2"/>
       </w:pPr>
       <w:bookmarkStart w:id="132" w:name="Xe79f58ab8ce7b6f148c68a374118dd9eaec1a1c"/>
-      <w:bookmarkStart w:id="133" w:name="_Toc239081374"/>
+      <w:bookmarkStart w:id="133" w:name="_Toc239099181"/>
       <w:bookmarkEnd w:id="129"/>
       <w:r>
         <w:t>5.2. H</w:t>
@@ -75201,7 +75201,7 @@
         <w:pStyle w:val="Heading2"/>
       </w:pPr>
       <w:bookmarkStart w:id="135" w:name="X66db71c9020c40cf46e490c5c37ad244e2b7594"/>
-      <w:bookmarkStart w:id="136" w:name="_Toc239081375"/>
+      <w:bookmarkStart w:id="136" w:name="_Toc239099182"/>
       <w:bookmarkEnd w:id="132"/>
       <w:r>
         <w:t>5.3. Hư</w:t>
@@ -76792,7 +76792,7 @@
         <w:pStyle w:val="Heading2"/>
       </w:pPr>
       <w:bookmarkStart w:id="138" w:name="Xe5a2fe3dfcd4681648271b7ddc344b106e48b3b"/>
-      <w:bookmarkStart w:id="139" w:name="_Toc239081376"/>
+      <w:bookmarkStart w:id="139" w:name="_Toc239099183"/>
       <w:bookmarkEnd w:id="135"/>
       <w:r>
         <w:t>5.4. K</w:t>
@@ -77715,7 +77715,7 @@
         <w:pStyle w:val="Heading1"/>
       </w:pPr>
       <w:bookmarkStart w:id="140" w:name="tài-liệu-tham-khảo"/>
-      <w:bookmarkStart w:id="141" w:name="_Toc239081377"/>
+      <w:bookmarkStart w:id="141" w:name="_Toc239099184"/>
       <w:bookmarkEnd w:id="127"/>
       <w:bookmarkEnd w:id="138"/>
       <w:r>
@@ -78741,7 +78741,7 @@
         <w:pStyle w:val="Heading1"/>
       </w:pPr>
       <w:bookmarkStart w:id="142" w:name="phụ-lục"/>
-      <w:bookmarkStart w:id="143" w:name="_Toc239081378"/>
+      <w:bookmarkStart w:id="143" w:name="_Toc239099185"/>
       <w:bookmarkEnd w:id="140"/>
       <w:r>
         <w:t>PH</w:t>
@@ -78765,7 +78765,7 @@
         <w:pStyle w:val="Heading2"/>
       </w:pPr>
       <w:bookmarkStart w:id="144" w:name="phụ-lục-a-cấu-hình-và-siêu-tham-số"/>
-      <w:bookmarkStart w:id="145" w:name="_Toc239081379"/>
+      <w:bookmarkStart w:id="145" w:name="_Toc239099186"/>
       <w:r>
         <w:t>Ph</w:t>
       </w:r>
@@ -80985,7 +80985,7 @@
         <w:pStyle w:val="Heading2"/>
       </w:pPr>
       <w:bookmarkStart w:id="149" w:name="phụ-lục-b-hướng-dẫn-cài-đặt-và-chạy"/>
-      <w:bookmarkStart w:id="150" w:name="_Toc239081380"/>
+      <w:bookmarkStart w:id="150" w:name="_Toc239099187"/>
       <w:bookmarkEnd w:id="144"/>
       <w:bookmarkEnd w:id="148"/>
       <w:r>
@@ -82559,7 +82559,7 @@
   <w:abstractNum w:abstractNumId="0" w15:restartNumberingAfterBreak="0">
     <w:nsid w:val="0000A990"/>
     <w:multiLevelType w:val="multilevel"/>
-    <w:tmpl w:val="78A499C6"/>
+    <w:tmpl w:val="F836C3E6"/>
     <w:lvl w:ilvl="0">
       <w:numFmt w:val="bullet"/>
       <w:lvlText w:val=" "/>
@@ -82636,7 +82636,7 @@
   <w:abstractNum w:abstractNumId="1" w15:restartNumberingAfterBreak="0">
     <w:nsid w:val="0000A991"/>
     <w:multiLevelType w:val="multilevel"/>
-    <w:tmpl w:val="62C0C42A"/>
+    <w:tmpl w:val="42005274"/>
     <w:lvl w:ilvl="0">
       <w:numFmt w:val="bullet"/>
       <w:lvlText w:val=""/>
@@ -82740,7 +82740,7 @@
   <w:abstractNum w:abstractNumId="2" w15:restartNumberingAfterBreak="0">
     <w:nsid w:val="00A99411"/>
     <w:multiLevelType w:val="multilevel"/>
-    <w:tmpl w:val="BD7CC8C2"/>
+    <w:tmpl w:val="43FEBA2E"/>
     <w:lvl w:ilvl="0">
       <w:start w:val="1"/>
       <w:numFmt w:val="decimal"/>
@@ -82823,10 +82823,10 @@
       </w:pPr>
     </w:lvl>
   </w:abstractNum>
-  <w:num w:numId="1" w16cid:durableId="1473401810">
+  <w:num w:numId="1" w16cid:durableId="1388532294">
     <w:abstractNumId w:val="0"/>
   </w:num>
-  <w:num w:numId="2" w16cid:durableId="766077883">
+  <w:num w:numId="2" w16cid:durableId="1915819018">
     <w:abstractNumId w:val="2"/>
     <w:lvlOverride w:ilvl="0">
       <w:startOverride w:val="1"/>
@@ -82856,22 +82856,22 @@
       <w:startOverride w:val="1"/>
     </w:lvlOverride>
   </w:num>
-  <w:num w:numId="3" w16cid:durableId="667832096">
+  <w:num w:numId="3" w16cid:durableId="1601989624">
     <w:abstractNumId w:val="1"/>
   </w:num>
-  <w:num w:numId="4" w16cid:durableId="979647680">
+  <w:num w:numId="4" w16cid:durableId="1377579948">
     <w:abstractNumId w:val="1"/>
   </w:num>
-  <w:num w:numId="5" w16cid:durableId="1299218323">
+  <w:num w:numId="5" w16cid:durableId="1901331596">
     <w:abstractNumId w:val="1"/>
   </w:num>
-  <w:num w:numId="6" w16cid:durableId="1843080822">
+  <w:num w:numId="6" w16cid:durableId="594477109">
     <w:abstractNumId w:val="1"/>
   </w:num>
-  <w:num w:numId="7" w16cid:durableId="389036730">
+  <w:num w:numId="7" w16cid:durableId="1238443012">
     <w:abstractNumId w:val="1"/>
   </w:num>
-  <w:num w:numId="8" w16cid:durableId="869420507">
+  <w:num w:numId="8" w16cid:durableId="178928386">
     <w:abstractNumId w:val="1"/>
   </w:num>
 </w:numbering>
@@ -84096,7 +84096,7 @@
     <w:next w:val="Normal"/>
     <w:autoRedefine/>
     <w:uiPriority w:val="39"/>
-    <w:rsid w:val="00136E32"/>
+    <w:rsid w:val="00FD73B2"/>
     <w:pPr>
       <w:spacing w:after="100"/>
     </w:pPr>
@@ -84107,7 +84107,7 @@
     <w:next w:val="Normal"/>
     <w:autoRedefine/>
     <w:uiPriority w:val="39"/>
-    <w:rsid w:val="00136E32"/>
+    <w:rsid w:val="00FD73B2"/>
     <w:pPr>
       <w:spacing w:after="100"/>
       <w:ind w:left="240"/>
